--- a/mainframe-normal-notes/jcl.docx
+++ b/mainframe-normal-notes/jcl.docx
@@ -237,7 +237,16 @@
           <w:szCs w:val="24"/>
           <w:lang w:val="en-US"/>
         </w:rPr>
-        <w:t>specifies the program to use, tell what job will do SORT, COPY PS files etc</w:t>
+        <w:t xml:space="preserve">specifies the program to use, tell what job will do SORT, COPY PS files </w:t>
+      </w:r>
+      <w:proofErr w:type="gramStart"/>
+      <w:r>
+        <w:rPr>
+          <w:sz w:val="24"/>
+          <w:szCs w:val="24"/>
+          <w:lang w:val="en-US"/>
+        </w:rPr>
+        <w:t>etc</w:t>
       </w:r>
       <w:r>
         <w:rPr>
@@ -247,6 +256,7 @@
         </w:rPr>
         <w:t>..</w:t>
       </w:r>
+      <w:proofErr w:type="gramEnd"/>
     </w:p>
     <w:p>
       <w:pPr>
@@ -1437,7 +1447,29 @@
           <w:lang w:val="en-US"/>
         </w:rPr>
         <w:tab/>
-        <w:t>MSGLEVEL=(0/1/2,0/1/2),</w:t>
+        <w:t>MSGLEVEL</w:t>
+      </w:r>
+      <w:proofErr w:type="gramStart"/>
+      <w:r>
+        <w:rPr>
+          <w:b/>
+          <w:bCs/>
+          <w:sz w:val="24"/>
+          <w:szCs w:val="24"/>
+          <w:lang w:val="en-US"/>
+        </w:rPr>
+        <w:t>=(</w:t>
+      </w:r>
+      <w:proofErr w:type="gramEnd"/>
+      <w:r>
+        <w:rPr>
+          <w:b/>
+          <w:bCs/>
+          <w:sz w:val="24"/>
+          <w:szCs w:val="24"/>
+          <w:lang w:val="en-US"/>
+        </w:rPr>
+        <w:t>0/1/2,0/1/2),</w:t>
       </w:r>
     </w:p>
     <w:p>
@@ -1528,6 +1560,7 @@
         <w:t>TIME=(</w:t>
       </w:r>
       <w:proofErr w:type="spellStart"/>
+      <w:proofErr w:type="gramStart"/>
       <w:r>
         <w:rPr>
           <w:b/>
@@ -1539,6 +1572,7 @@
         <w:t>mm,ss</w:t>
       </w:r>
       <w:proofErr w:type="spellEnd"/>
+      <w:proofErr w:type="gramEnd"/>
       <w:r>
         <w:rPr>
           <w:b/>
@@ -2032,7 +2066,25 @@
           <w:szCs w:val="24"/>
           <w:lang w:val="en-US"/>
         </w:rPr>
-        <w:t xml:space="preserve">Jobs similar to some aspect are grouped in one class. </w:t>
+        <w:t xml:space="preserve">Jobs similar to some </w:t>
+      </w:r>
+      <w:proofErr w:type="gramStart"/>
+      <w:r>
+        <w:rPr>
+          <w:sz w:val="24"/>
+          <w:szCs w:val="24"/>
+          <w:lang w:val="en-US"/>
+        </w:rPr>
+        <w:t>aspect</w:t>
+      </w:r>
+      <w:proofErr w:type="gramEnd"/>
+      <w:r>
+        <w:rPr>
+          <w:sz w:val="24"/>
+          <w:szCs w:val="24"/>
+          <w:lang w:val="en-US"/>
+        </w:rPr>
+        <w:t xml:space="preserve"> are grouped in one class. </w:t>
       </w:r>
     </w:p>
     <w:p>
@@ -2214,6 +2266,7 @@
         <w:t>(</w:t>
       </w:r>
       <w:proofErr w:type="spellStart"/>
+      <w:proofErr w:type="gramStart"/>
       <w:r>
         <w:rPr>
           <w:sz w:val="24"/>
@@ -2223,6 +2276,7 @@
         <w:t>mm,ss</w:t>
       </w:r>
       <w:proofErr w:type="spellEnd"/>
+      <w:proofErr w:type="gramEnd"/>
       <w:r>
         <w:rPr>
           <w:sz w:val="24"/>
@@ -2424,7 +2478,25 @@
           <w:szCs w:val="24"/>
           <w:lang w:val="en-US"/>
         </w:rPr>
-        <w:t>MSGLEVEL=(STATEMENT, MSG)</w:t>
+        <w:t>MSGLEVEL</w:t>
+      </w:r>
+      <w:proofErr w:type="gramStart"/>
+      <w:r>
+        <w:rPr>
+          <w:sz w:val="24"/>
+          <w:szCs w:val="24"/>
+          <w:lang w:val="en-US"/>
+        </w:rPr>
+        <w:t>=(</w:t>
+      </w:r>
+      <w:proofErr w:type="gramEnd"/>
+      <w:r>
+        <w:rPr>
+          <w:sz w:val="24"/>
+          <w:szCs w:val="24"/>
+          <w:lang w:val="en-US"/>
+        </w:rPr>
+        <w:t>STATEMENT, MSG)</w:t>
       </w:r>
     </w:p>
     <w:p>
@@ -2924,35 +2996,43 @@
           <w:lang w:val="en-US"/>
         </w:rPr>
       </w:pPr>
-      <w:proofErr w:type="spellStart"/>
-      <w:r>
-        <w:rPr>
-          <w:b/>
-          <w:bCs/>
-          <w:sz w:val="24"/>
-          <w:szCs w:val="24"/>
-          <w:lang w:val="en-US"/>
-        </w:rPr>
-        <w:t>Step_name</w:t>
-      </w:r>
-      <w:proofErr w:type="spellEnd"/>
-      <w:r>
-        <w:rPr>
-          <w:b/>
-          <w:bCs/>
-          <w:sz w:val="24"/>
-          <w:szCs w:val="24"/>
-          <w:lang w:val="en-US"/>
-        </w:rPr>
-        <w:t xml:space="preserve"> </w:t>
-      </w:r>
-      <w:r>
-        <w:rPr>
-          <w:sz w:val="24"/>
-          <w:szCs w:val="24"/>
-          <w:lang w:val="en-US"/>
-        </w:rPr>
-        <w:t xml:space="preserve"> must be 1-8 characters long.</w:t>
+      <w:r>
+        <w:rPr>
+          <w:b/>
+          <w:bCs/>
+          <w:sz w:val="24"/>
+          <w:szCs w:val="24"/>
+          <w:lang w:val="en-US"/>
+        </w:rPr>
+        <w:t>Step_</w:t>
+      </w:r>
+      <w:proofErr w:type="gramStart"/>
+      <w:r>
+        <w:rPr>
+          <w:b/>
+          <w:bCs/>
+          <w:sz w:val="24"/>
+          <w:szCs w:val="24"/>
+          <w:lang w:val="en-US"/>
+        </w:rPr>
+        <w:t xml:space="preserve">name </w:t>
+      </w:r>
+      <w:r>
+        <w:rPr>
+          <w:sz w:val="24"/>
+          <w:szCs w:val="24"/>
+          <w:lang w:val="en-US"/>
+        </w:rPr>
+        <w:t xml:space="preserve"> must</w:t>
+      </w:r>
+      <w:proofErr w:type="gramEnd"/>
+      <w:r>
+        <w:rPr>
+          <w:sz w:val="24"/>
+          <w:szCs w:val="24"/>
+          <w:lang w:val="en-US"/>
+        </w:rPr>
+        <w:t xml:space="preserve"> be 1-8 characters long.</w:t>
       </w:r>
     </w:p>
     <w:p>
@@ -2971,27 +3051,15 @@
           <w:lang w:val="en-US"/>
         </w:rPr>
       </w:pPr>
-      <w:proofErr w:type="spellStart"/>
-      <w:r>
-        <w:rPr>
-          <w:b/>
-          <w:bCs/>
-          <w:sz w:val="24"/>
-          <w:szCs w:val="24"/>
-          <w:lang w:val="en-US"/>
-        </w:rPr>
-        <w:t>Step_name</w:t>
-      </w:r>
-      <w:proofErr w:type="spellEnd"/>
-      <w:r>
-        <w:rPr>
-          <w:b/>
-          <w:bCs/>
-          <w:sz w:val="24"/>
-          <w:szCs w:val="24"/>
-          <w:lang w:val="en-US"/>
-        </w:rPr>
-        <w:t xml:space="preserve"> </w:t>
+      <w:r>
+        <w:rPr>
+          <w:b/>
+          <w:bCs/>
+          <w:sz w:val="24"/>
+          <w:szCs w:val="24"/>
+          <w:lang w:val="en-US"/>
+        </w:rPr>
+        <w:t xml:space="preserve">Step_name </w:t>
       </w:r>
       <w:r>
         <w:rPr>
@@ -3448,6 +3516,7 @@
         <w:t>TIME=(</w:t>
       </w:r>
       <w:proofErr w:type="spellStart"/>
+      <w:proofErr w:type="gramStart"/>
       <w:r>
         <w:rPr>
           <w:sz w:val="24"/>
@@ -3457,6 +3526,7 @@
         <w:t>mm,ss</w:t>
       </w:r>
       <w:proofErr w:type="spellEnd"/>
+      <w:proofErr w:type="gramEnd"/>
       <w:r>
         <w:rPr>
           <w:sz w:val="24"/>
@@ -3787,7 +3857,29 @@
           <w:lang w:val="en-US"/>
         </w:rPr>
         <w:tab/>
-        <w:t>TIME=(15,20),</w:t>
+        <w:t>TIME</w:t>
+      </w:r>
+      <w:proofErr w:type="gramStart"/>
+      <w:r>
+        <w:rPr>
+          <w:b/>
+          <w:bCs/>
+          <w:sz w:val="24"/>
+          <w:szCs w:val="24"/>
+          <w:lang w:val="en-US"/>
+        </w:rPr>
+        <w:t>=(</w:t>
+      </w:r>
+      <w:proofErr w:type="gramEnd"/>
+      <w:r>
+        <w:rPr>
+          <w:b/>
+          <w:bCs/>
+          <w:sz w:val="24"/>
+          <w:szCs w:val="24"/>
+          <w:lang w:val="en-US"/>
+        </w:rPr>
+        <w:t>15,20),</w:t>
       </w:r>
     </w:p>
     <w:p>
@@ -4469,7 +4561,29 @@
           <w:szCs w:val="24"/>
           <w:lang w:val="en-US"/>
         </w:rPr>
-        <w:t>DISP=(status, normal end-disposition, abnormal end-disposition)</w:t>
+        <w:t>DISP</w:t>
+      </w:r>
+      <w:proofErr w:type="gramStart"/>
+      <w:r>
+        <w:rPr>
+          <w:b/>
+          <w:bCs/>
+          <w:sz w:val="24"/>
+          <w:szCs w:val="24"/>
+          <w:lang w:val="en-US"/>
+        </w:rPr>
+        <w:t>=(</w:t>
+      </w:r>
+      <w:proofErr w:type="gramEnd"/>
+      <w:r>
+        <w:rPr>
+          <w:b/>
+          <w:bCs/>
+          <w:sz w:val="24"/>
+          <w:szCs w:val="24"/>
+          <w:lang w:val="en-US"/>
+        </w:rPr>
+        <w:t>status, normal end-disposition, abnormal end-disposition)</w:t>
       </w:r>
     </w:p>
     <w:p>
@@ -4598,7 +4712,25 @@
           <w:szCs w:val="24"/>
           <w:lang w:val="en-US"/>
         </w:rPr>
-        <w:t xml:space="preserve">the dataset already exists, existing data will be overwritten and the </w:t>
+        <w:t xml:space="preserve">the dataset already </w:t>
+      </w:r>
+      <w:proofErr w:type="gramStart"/>
+      <w:r>
+        <w:rPr>
+          <w:sz w:val="24"/>
+          <w:szCs w:val="24"/>
+          <w:lang w:val="en-US"/>
+        </w:rPr>
+        <w:t>exists,</w:t>
+      </w:r>
+      <w:proofErr w:type="gramEnd"/>
+      <w:r>
+        <w:rPr>
+          <w:sz w:val="24"/>
+          <w:szCs w:val="24"/>
+          <w:lang w:val="en-US"/>
+        </w:rPr>
+        <w:t xml:space="preserve"> existing data will be overwritten and the </w:t>
       </w:r>
       <w:proofErr w:type="spellStart"/>
       <w:r>
@@ -4987,18 +5119,6 @@
     </w:p>
     <w:p>
       <w:pPr>
-        <w:spacing w:after="0"/>
-        <w:rPr>
-          <w:b/>
-          <w:bCs/>
-          <w:sz w:val="24"/>
-          <w:szCs w:val="24"/>
-          <w:lang w:val="en-US"/>
-        </w:rPr>
-      </w:pPr>
-    </w:p>
-    <w:p>
-      <w:pPr>
         <w:pStyle w:val="ListParagraph"/>
         <w:numPr>
           <w:ilvl w:val="2"/>
@@ -5021,6 +5141,7 @@
           <w:szCs w:val="24"/>
           <w:lang w:val="en-US"/>
         </w:rPr>
+        <w:lastRenderedPageBreak/>
         <w:t>UNCATLG:</w:t>
       </w:r>
     </w:p>
@@ -5254,7 +5375,29 @@
           <w:szCs w:val="24"/>
           <w:lang w:val="en-US"/>
         </w:rPr>
-        <w:t>DISP=(NEW,CATLG,DELETE)</w:t>
+        <w:t>DISP=(</w:t>
+      </w:r>
+      <w:proofErr w:type="gramStart"/>
+      <w:r>
+        <w:rPr>
+          <w:b/>
+          <w:bCs/>
+          <w:sz w:val="24"/>
+          <w:szCs w:val="24"/>
+          <w:lang w:val="en-US"/>
+        </w:rPr>
+        <w:t>NEW,CATLG</w:t>
+      </w:r>
+      <w:proofErr w:type="gramEnd"/>
+      <w:r>
+        <w:rPr>
+          <w:b/>
+          <w:bCs/>
+          <w:sz w:val="24"/>
+          <w:szCs w:val="24"/>
+          <w:lang w:val="en-US"/>
+        </w:rPr>
+        <w:t>,DELETE)</w:t>
       </w:r>
     </w:p>
     <w:p>
@@ -5568,9 +5711,21 @@
           <w:szCs w:val="24"/>
           <w:lang w:val="en-US"/>
         </w:rPr>
-        <w:t>SPACE=(</w:t>
+        <w:t>SPACE</w:t>
+      </w:r>
+      <w:proofErr w:type="gramStart"/>
+      <w:r>
+        <w:rPr>
+          <w:b/>
+          <w:bCs/>
+          <w:sz w:val="24"/>
+          <w:szCs w:val="24"/>
+          <w:lang w:val="en-US"/>
+        </w:rPr>
+        <w:t>=(</w:t>
       </w:r>
       <w:proofErr w:type="spellStart"/>
+      <w:proofErr w:type="gramEnd"/>
       <w:r>
         <w:rPr>
           <w:b/>
@@ -5975,7 +6130,29 @@
           <w:szCs w:val="24"/>
           <w:lang w:val="en-US"/>
         </w:rPr>
-        <w:t>VOL=SER=(v1,v2)</w:t>
+        <w:t>VOL=SER=(v</w:t>
+      </w:r>
+      <w:proofErr w:type="gramStart"/>
+      <w:r>
+        <w:rPr>
+          <w:b/>
+          <w:bCs/>
+          <w:sz w:val="24"/>
+          <w:szCs w:val="24"/>
+          <w:lang w:val="en-US"/>
+        </w:rPr>
+        <w:t>1,v</w:t>
+      </w:r>
+      <w:proofErr w:type="gramEnd"/>
+      <w:r>
+        <w:rPr>
+          <w:b/>
+          <w:bCs/>
+          <w:sz w:val="24"/>
+          <w:szCs w:val="24"/>
+          <w:lang w:val="en-US"/>
+        </w:rPr>
+        <w:t>2)</w:t>
       </w:r>
     </w:p>
     <w:p>
@@ -6143,18 +6320,6 @@
     <w:p>
       <w:pPr>
         <w:spacing w:after="0"/>
-        <w:rPr>
-          <w:b/>
-          <w:bCs/>
-          <w:sz w:val="24"/>
-          <w:szCs w:val="24"/>
-          <w:lang w:val="en-US"/>
-        </w:rPr>
-      </w:pPr>
-    </w:p>
-    <w:p>
-      <w:pPr>
-        <w:spacing w:after="0"/>
         <w:ind w:left="720"/>
         <w:rPr>
           <w:b/>
@@ -6248,7 +6413,51 @@
           <w:lang w:val="en-US"/>
         </w:rPr>
         <w:tab/>
-        <w:t>DISP=(NEW, CATLG,DELETE),</w:t>
+        <w:t>DISP</w:t>
+      </w:r>
+      <w:proofErr w:type="gramStart"/>
+      <w:r>
+        <w:rPr>
+          <w:b/>
+          <w:bCs/>
+          <w:sz w:val="24"/>
+          <w:szCs w:val="24"/>
+          <w:lang w:val="en-US"/>
+        </w:rPr>
+        <w:t>=(</w:t>
+      </w:r>
+      <w:proofErr w:type="gramEnd"/>
+      <w:r>
+        <w:rPr>
+          <w:b/>
+          <w:bCs/>
+          <w:sz w:val="24"/>
+          <w:szCs w:val="24"/>
+          <w:lang w:val="en-US"/>
+        </w:rPr>
+        <w:t xml:space="preserve">NEW, </w:t>
+      </w:r>
+      <w:proofErr w:type="gramStart"/>
+      <w:r>
+        <w:rPr>
+          <w:b/>
+          <w:bCs/>
+          <w:sz w:val="24"/>
+          <w:szCs w:val="24"/>
+          <w:lang w:val="en-US"/>
+        </w:rPr>
+        <w:t>CATLG,DELETE</w:t>
+      </w:r>
+      <w:proofErr w:type="gramEnd"/>
+      <w:r>
+        <w:rPr>
+          <w:b/>
+          <w:bCs/>
+          <w:sz w:val="24"/>
+          <w:szCs w:val="24"/>
+          <w:lang w:val="en-US"/>
+        </w:rPr>
+        <w:t>),</w:t>
       </w:r>
     </w:p>
     <w:p>
@@ -6380,7 +6589,51 @@
           <w:lang w:val="en-US"/>
         </w:rPr>
         <w:tab/>
-        <w:t>SPACE=(TRK,(100,50,10),RLSE),</w:t>
+        <w:t>SPACE=(</w:t>
+      </w:r>
+      <w:proofErr w:type="gramStart"/>
+      <w:r>
+        <w:rPr>
+          <w:b/>
+          <w:bCs/>
+          <w:sz w:val="24"/>
+          <w:szCs w:val="24"/>
+          <w:lang w:val="en-US"/>
+        </w:rPr>
+        <w:t>TRK,(</w:t>
+      </w:r>
+      <w:proofErr w:type="gramEnd"/>
+      <w:r>
+        <w:rPr>
+          <w:b/>
+          <w:bCs/>
+          <w:sz w:val="24"/>
+          <w:szCs w:val="24"/>
+          <w:lang w:val="en-US"/>
+        </w:rPr>
+        <w:t>100,50,10</w:t>
+      </w:r>
+      <w:proofErr w:type="gramStart"/>
+      <w:r>
+        <w:rPr>
+          <w:b/>
+          <w:bCs/>
+          <w:sz w:val="24"/>
+          <w:szCs w:val="24"/>
+          <w:lang w:val="en-US"/>
+        </w:rPr>
+        <w:t>),RLSE</w:t>
+      </w:r>
+      <w:proofErr w:type="gramEnd"/>
+      <w:r>
+        <w:rPr>
+          <w:b/>
+          <w:bCs/>
+          <w:sz w:val="24"/>
+          <w:szCs w:val="24"/>
+          <w:lang w:val="en-US"/>
+        </w:rPr>
+        <w:t>),</w:t>
       </w:r>
     </w:p>
     <w:p>
@@ -6403,7 +6656,6 @@
           <w:szCs w:val="24"/>
           <w:lang w:val="en-US"/>
         </w:rPr>
-        <w:lastRenderedPageBreak/>
         <w:t>//</w:t>
       </w:r>
       <w:r>
@@ -6425,7 +6677,29 @@
           <w:lang w:val="en-US"/>
         </w:rPr>
         <w:tab/>
-        <w:t>DCB=(RECFM=FB,</w:t>
+        <w:t>DCB</w:t>
+      </w:r>
+      <w:proofErr w:type="gramStart"/>
+      <w:r>
+        <w:rPr>
+          <w:b/>
+          <w:bCs/>
+          <w:sz w:val="24"/>
+          <w:szCs w:val="24"/>
+          <w:lang w:val="en-US"/>
+        </w:rPr>
+        <w:t>=(</w:t>
+      </w:r>
+      <w:proofErr w:type="gramEnd"/>
+      <w:r>
+        <w:rPr>
+          <w:b/>
+          <w:bCs/>
+          <w:sz w:val="24"/>
+          <w:szCs w:val="24"/>
+          <w:lang w:val="en-US"/>
+        </w:rPr>
+        <w:t>RECFM=FB,</w:t>
       </w:r>
       <w:r>
         <w:rPr>
@@ -6445,7 +6719,51 @@
           <w:szCs w:val="24"/>
           <w:lang w:val="en-US"/>
         </w:rPr>
-        <w:t>LRECL=80,BLKSIZE=800,DSORG=PO)</w:t>
+        <w:t>LRECL=</w:t>
+      </w:r>
+      <w:proofErr w:type="gramStart"/>
+      <w:r>
+        <w:rPr>
+          <w:b/>
+          <w:bCs/>
+          <w:sz w:val="24"/>
+          <w:szCs w:val="24"/>
+          <w:lang w:val="en-US"/>
+        </w:rPr>
+        <w:t>80,BLKSIZE</w:t>
+      </w:r>
+      <w:proofErr w:type="gramEnd"/>
+      <w:r>
+        <w:rPr>
+          <w:b/>
+          <w:bCs/>
+          <w:sz w:val="24"/>
+          <w:szCs w:val="24"/>
+          <w:lang w:val="en-US"/>
+        </w:rPr>
+        <w:t>=</w:t>
+      </w:r>
+      <w:proofErr w:type="gramStart"/>
+      <w:r>
+        <w:rPr>
+          <w:b/>
+          <w:bCs/>
+          <w:sz w:val="24"/>
+          <w:szCs w:val="24"/>
+          <w:lang w:val="en-US"/>
+        </w:rPr>
+        <w:t>800,DSORG</w:t>
+      </w:r>
+      <w:proofErr w:type="gramEnd"/>
+      <w:r>
+        <w:rPr>
+          <w:b/>
+          <w:bCs/>
+          <w:sz w:val="24"/>
+          <w:szCs w:val="24"/>
+          <w:lang w:val="en-US"/>
+        </w:rPr>
+        <w:t>=PO)</w:t>
       </w:r>
     </w:p>
     <w:p>
@@ -6490,30 +6808,6 @@
         </w:rPr>
         <w:t>DD SYSOUT=*</w:t>
       </w:r>
-    </w:p>
-    <w:p>
-      <w:pPr>
-        <w:spacing w:after="0"/>
-        <w:rPr>
-          <w:b/>
-          <w:bCs/>
-          <w:sz w:val="24"/>
-          <w:szCs w:val="24"/>
-          <w:lang w:val="en-US"/>
-        </w:rPr>
-      </w:pPr>
-    </w:p>
-    <w:p>
-      <w:pPr>
-        <w:spacing w:after="0"/>
-        <w:rPr>
-          <w:b/>
-          <w:bCs/>
-          <w:sz w:val="24"/>
-          <w:szCs w:val="24"/>
-          <w:lang w:val="en-US"/>
-        </w:rPr>
-      </w:pPr>
     </w:p>
     <w:p>
       <w:pPr>
@@ -6536,6 +6830,7 @@
           <w:u w:val="single"/>
           <w:lang w:val="en-US"/>
         </w:rPr>
+        <w:lastRenderedPageBreak/>
         <w:t>Difference between SYSOUT and SYSPRINT:</w:t>
       </w:r>
     </w:p>
@@ -6734,6 +7029,54 @@
         </w:rPr>
         <w:t>messages generated while program execution.</w:t>
       </w:r>
+    </w:p>
+    <w:p>
+      <w:pPr>
+        <w:spacing w:after="0"/>
+        <w:rPr>
+          <w:b/>
+          <w:bCs/>
+          <w:sz w:val="24"/>
+          <w:szCs w:val="24"/>
+          <w:lang w:val="en-US"/>
+        </w:rPr>
+      </w:pPr>
+    </w:p>
+    <w:p>
+      <w:pPr>
+        <w:spacing w:after="0"/>
+        <w:rPr>
+          <w:b/>
+          <w:bCs/>
+          <w:sz w:val="24"/>
+          <w:szCs w:val="24"/>
+          <w:lang w:val="en-US"/>
+        </w:rPr>
+      </w:pPr>
+    </w:p>
+    <w:p>
+      <w:pPr>
+        <w:spacing w:after="0"/>
+        <w:rPr>
+          <w:b/>
+          <w:bCs/>
+          <w:sz w:val="24"/>
+          <w:szCs w:val="24"/>
+          <w:lang w:val="en-US"/>
+        </w:rPr>
+      </w:pPr>
+    </w:p>
+    <w:p>
+      <w:pPr>
+        <w:spacing w:after="0"/>
+        <w:rPr>
+          <w:b/>
+          <w:bCs/>
+          <w:sz w:val="24"/>
+          <w:szCs w:val="24"/>
+          <w:lang w:val="en-US"/>
+        </w:rPr>
+      </w:pPr>
     </w:p>
     <w:p>
       <w:pPr>
@@ -7423,7 +7766,29 @@
           <w:lang w:val="en-US"/>
         </w:rPr>
         <w:tab/>
-        <w:t>MSGLEVEL=(2,1),</w:t>
+        <w:t>MSGLEVEL</w:t>
+      </w:r>
+      <w:proofErr w:type="gramStart"/>
+      <w:r>
+        <w:rPr>
+          <w:b/>
+          <w:bCs/>
+          <w:sz w:val="24"/>
+          <w:szCs w:val="24"/>
+          <w:lang w:val="en-US"/>
+        </w:rPr>
+        <w:t>=(</w:t>
+      </w:r>
+      <w:proofErr w:type="gramEnd"/>
+      <w:r>
+        <w:rPr>
+          <w:b/>
+          <w:bCs/>
+          <w:sz w:val="24"/>
+          <w:szCs w:val="24"/>
+          <w:lang w:val="en-US"/>
+        </w:rPr>
+        <w:t>2,1),</w:t>
       </w:r>
     </w:p>
     <w:p>
@@ -7690,7 +8055,29 @@
           <w:lang w:val="en-US"/>
         </w:rPr>
         <w:tab/>
-        <w:t>DISP=(NEW,CATLG,DELETE),</w:t>
+        <w:t>DISP=(</w:t>
+      </w:r>
+      <w:proofErr w:type="gramStart"/>
+      <w:r>
+        <w:rPr>
+          <w:b/>
+          <w:bCs/>
+          <w:sz w:val="24"/>
+          <w:szCs w:val="24"/>
+          <w:lang w:val="en-US"/>
+        </w:rPr>
+        <w:t>NEW,CATLG</w:t>
+      </w:r>
+      <w:proofErr w:type="gramEnd"/>
+      <w:r>
+        <w:rPr>
+          <w:b/>
+          <w:bCs/>
+          <w:sz w:val="24"/>
+          <w:szCs w:val="24"/>
+          <w:lang w:val="en-US"/>
+        </w:rPr>
+        <w:t>,DELETE),</w:t>
       </w:r>
     </w:p>
     <w:p>
@@ -7734,7 +8121,73 @@
           <w:lang w:val="en-US"/>
         </w:rPr>
         <w:tab/>
-        <w:t>DCB=(REFCM=FB,LRECL=80,BLKSIZE=800,DSORG=PS)</w:t>
+        <w:t>DCB=(REFCM=</w:t>
+      </w:r>
+      <w:proofErr w:type="gramStart"/>
+      <w:r>
+        <w:rPr>
+          <w:b/>
+          <w:bCs/>
+          <w:sz w:val="24"/>
+          <w:szCs w:val="24"/>
+          <w:lang w:val="en-US"/>
+        </w:rPr>
+        <w:t>FB,LRECL</w:t>
+      </w:r>
+      <w:proofErr w:type="gramEnd"/>
+      <w:r>
+        <w:rPr>
+          <w:b/>
+          <w:bCs/>
+          <w:sz w:val="24"/>
+          <w:szCs w:val="24"/>
+          <w:lang w:val="en-US"/>
+        </w:rPr>
+        <w:t>=</w:t>
+      </w:r>
+      <w:proofErr w:type="gramStart"/>
+      <w:r>
+        <w:rPr>
+          <w:b/>
+          <w:bCs/>
+          <w:sz w:val="24"/>
+          <w:szCs w:val="24"/>
+          <w:lang w:val="en-US"/>
+        </w:rPr>
+        <w:t>80,BLKSIZE</w:t>
+      </w:r>
+      <w:proofErr w:type="gramEnd"/>
+      <w:r>
+        <w:rPr>
+          <w:b/>
+          <w:bCs/>
+          <w:sz w:val="24"/>
+          <w:szCs w:val="24"/>
+          <w:lang w:val="en-US"/>
+        </w:rPr>
+        <w:t>=</w:t>
+      </w:r>
+      <w:proofErr w:type="gramStart"/>
+      <w:r>
+        <w:rPr>
+          <w:b/>
+          <w:bCs/>
+          <w:sz w:val="24"/>
+          <w:szCs w:val="24"/>
+          <w:lang w:val="en-US"/>
+        </w:rPr>
+        <w:t>800,DSORG</w:t>
+      </w:r>
+      <w:proofErr w:type="gramEnd"/>
+      <w:r>
+        <w:rPr>
+          <w:b/>
+          <w:bCs/>
+          <w:sz w:val="24"/>
+          <w:szCs w:val="24"/>
+          <w:lang w:val="en-US"/>
+        </w:rPr>
+        <w:t>=PS)</w:t>
       </w:r>
     </w:p>
     <w:p>
@@ -7778,7 +8231,51 @@
           <w:lang w:val="en-US"/>
         </w:rPr>
         <w:tab/>
-        <w:t>SPACE=(TRK,(100,50),RLSE)</w:t>
+        <w:t>SPACE=(</w:t>
+      </w:r>
+      <w:proofErr w:type="gramStart"/>
+      <w:r>
+        <w:rPr>
+          <w:b/>
+          <w:bCs/>
+          <w:sz w:val="24"/>
+          <w:szCs w:val="24"/>
+          <w:lang w:val="en-US"/>
+        </w:rPr>
+        <w:t>TRK,(</w:t>
+      </w:r>
+      <w:proofErr w:type="gramEnd"/>
+      <w:r>
+        <w:rPr>
+          <w:b/>
+          <w:bCs/>
+          <w:sz w:val="24"/>
+          <w:szCs w:val="24"/>
+          <w:lang w:val="en-US"/>
+        </w:rPr>
+        <w:t>100,50</w:t>
+      </w:r>
+      <w:proofErr w:type="gramStart"/>
+      <w:r>
+        <w:rPr>
+          <w:b/>
+          <w:bCs/>
+          <w:sz w:val="24"/>
+          <w:szCs w:val="24"/>
+          <w:lang w:val="en-US"/>
+        </w:rPr>
+        <w:t>),RLSE</w:t>
+      </w:r>
+      <w:proofErr w:type="gramEnd"/>
+      <w:r>
+        <w:rPr>
+          <w:b/>
+          <w:bCs/>
+          <w:sz w:val="24"/>
+          <w:szCs w:val="24"/>
+          <w:lang w:val="en-US"/>
+        </w:rPr>
+        <w:t>)</w:t>
       </w:r>
     </w:p>
     <w:p>
@@ -7870,7 +8367,29 @@
           <w:lang w:val="en-US"/>
         </w:rPr>
         <w:tab/>
-        <w:t>SORT FIELDS=(1,8,CH,A)</w:t>
+        <w:t>SORT FIELDS=(1,</w:t>
+      </w:r>
+      <w:proofErr w:type="gramStart"/>
+      <w:r>
+        <w:rPr>
+          <w:b/>
+          <w:bCs/>
+          <w:sz w:val="24"/>
+          <w:szCs w:val="24"/>
+          <w:lang w:val="en-US"/>
+        </w:rPr>
+        <w:t>8,CH</w:t>
+      </w:r>
+      <w:proofErr w:type="gramEnd"/>
+      <w:r>
+        <w:rPr>
+          <w:b/>
+          <w:bCs/>
+          <w:sz w:val="24"/>
+          <w:szCs w:val="24"/>
+          <w:lang w:val="en-US"/>
+        </w:rPr>
+        <w:t>,A)</w:t>
       </w:r>
     </w:p>
     <w:p>
@@ -8841,8 +9360,18 @@
           <w:szCs w:val="24"/>
           <w:lang w:val="en-US"/>
         </w:rPr>
-        <w:t>, what return code each step executed etc..</w:t>
-      </w:r>
+        <w:t xml:space="preserve">, what return code each step executed </w:t>
+      </w:r>
+      <w:proofErr w:type="gramStart"/>
+      <w:r>
+        <w:rPr>
+          <w:sz w:val="24"/>
+          <w:szCs w:val="24"/>
+          <w:lang w:val="en-US"/>
+        </w:rPr>
+        <w:t>etc..</w:t>
+      </w:r>
+      <w:proofErr w:type="gramEnd"/>
     </w:p>
     <w:p>
       <w:pPr>
@@ -9444,7 +9973,25 @@
           <w:szCs w:val="24"/>
           <w:lang w:val="en-US"/>
         </w:rPr>
-        <w:t xml:space="preserve"> is used to review the job output. It’s primary purpose is to display the output in the spool area.</w:t>
+        <w:t xml:space="preserve"> is used to review the job output. </w:t>
+      </w:r>
+      <w:proofErr w:type="gramStart"/>
+      <w:r>
+        <w:rPr>
+          <w:sz w:val="24"/>
+          <w:szCs w:val="24"/>
+          <w:lang w:val="en-US"/>
+        </w:rPr>
+        <w:t>It’s</w:t>
+      </w:r>
+      <w:proofErr w:type="gramEnd"/>
+      <w:r>
+        <w:rPr>
+          <w:sz w:val="24"/>
+          <w:szCs w:val="24"/>
+          <w:lang w:val="en-US"/>
+        </w:rPr>
+        <w:t xml:space="preserve"> primary purpose is to display the output in the spool area.</w:t>
       </w:r>
     </w:p>
     <w:p>
@@ -9799,6 +10346,7 @@
           <w:lang w:val="en-US"/>
         </w:rPr>
       </w:pPr>
+      <w:proofErr w:type="gramStart"/>
       <w:r>
         <w:rPr>
           <w:b/>
@@ -9809,6 +10357,7 @@
         </w:rPr>
         <w:t>?:</w:t>
       </w:r>
+      <w:proofErr w:type="gramEnd"/>
       <w:r>
         <w:rPr>
           <w:b/>
@@ -10630,7 +11179,29 @@
           <w:lang w:val="en-US"/>
         </w:rPr>
         <w:tab/>
-        <w:t>DISP=(NEW,CATLG,DELETE),</w:t>
+        <w:t>DISP=(</w:t>
+      </w:r>
+      <w:proofErr w:type="gramStart"/>
+      <w:r>
+        <w:rPr>
+          <w:b/>
+          <w:bCs/>
+          <w:sz w:val="24"/>
+          <w:szCs w:val="24"/>
+          <w:lang w:val="en-US"/>
+        </w:rPr>
+        <w:t>NEW,CATLG</w:t>
+      </w:r>
+      <w:proofErr w:type="gramEnd"/>
+      <w:r>
+        <w:rPr>
+          <w:b/>
+          <w:bCs/>
+          <w:sz w:val="24"/>
+          <w:szCs w:val="24"/>
+          <w:lang w:val="en-US"/>
+        </w:rPr>
+        <w:t>,DELETE),</w:t>
       </w:r>
     </w:p>
     <w:p>
@@ -10674,7 +11245,51 @@
           <w:lang w:val="en-US"/>
         </w:rPr>
         <w:tab/>
-        <w:t>SPACE=(TRK,(100,50),RLSE),</w:t>
+        <w:t>SPACE=(</w:t>
+      </w:r>
+      <w:proofErr w:type="gramStart"/>
+      <w:r>
+        <w:rPr>
+          <w:b/>
+          <w:bCs/>
+          <w:sz w:val="24"/>
+          <w:szCs w:val="24"/>
+          <w:lang w:val="en-US"/>
+        </w:rPr>
+        <w:t>TRK,(</w:t>
+      </w:r>
+      <w:proofErr w:type="gramEnd"/>
+      <w:r>
+        <w:rPr>
+          <w:b/>
+          <w:bCs/>
+          <w:sz w:val="24"/>
+          <w:szCs w:val="24"/>
+          <w:lang w:val="en-US"/>
+        </w:rPr>
+        <w:t>100,50</w:t>
+      </w:r>
+      <w:proofErr w:type="gramStart"/>
+      <w:r>
+        <w:rPr>
+          <w:b/>
+          <w:bCs/>
+          <w:sz w:val="24"/>
+          <w:szCs w:val="24"/>
+          <w:lang w:val="en-US"/>
+        </w:rPr>
+        <w:t>),RLSE</w:t>
+      </w:r>
+      <w:proofErr w:type="gramEnd"/>
+      <w:r>
+        <w:rPr>
+          <w:b/>
+          <w:bCs/>
+          <w:sz w:val="24"/>
+          <w:szCs w:val="24"/>
+          <w:lang w:val="en-US"/>
+        </w:rPr>
+        <w:t>),</w:t>
       </w:r>
     </w:p>
     <w:p>
@@ -10718,7 +11333,51 @@
           <w:lang w:val="en-US"/>
         </w:rPr>
         <w:tab/>
-        <w:t>DCB=(RECFM=FB,LRECL=80,BLKSIZE=800)</w:t>
+        <w:t>DCB=(RECFM=</w:t>
+      </w:r>
+      <w:proofErr w:type="gramStart"/>
+      <w:r>
+        <w:rPr>
+          <w:b/>
+          <w:bCs/>
+          <w:sz w:val="24"/>
+          <w:szCs w:val="24"/>
+          <w:lang w:val="en-US"/>
+        </w:rPr>
+        <w:t>FB,LRECL</w:t>
+      </w:r>
+      <w:proofErr w:type="gramEnd"/>
+      <w:r>
+        <w:rPr>
+          <w:b/>
+          <w:bCs/>
+          <w:sz w:val="24"/>
+          <w:szCs w:val="24"/>
+          <w:lang w:val="en-US"/>
+        </w:rPr>
+        <w:t>=</w:t>
+      </w:r>
+      <w:proofErr w:type="gramStart"/>
+      <w:r>
+        <w:rPr>
+          <w:b/>
+          <w:bCs/>
+          <w:sz w:val="24"/>
+          <w:szCs w:val="24"/>
+          <w:lang w:val="en-US"/>
+        </w:rPr>
+        <w:t>80,BLKSIZE</w:t>
+      </w:r>
+      <w:proofErr w:type="gramEnd"/>
+      <w:r>
+        <w:rPr>
+          <w:b/>
+          <w:bCs/>
+          <w:sz w:val="24"/>
+          <w:szCs w:val="24"/>
+          <w:lang w:val="en-US"/>
+        </w:rPr>
+        <w:t>=800)</w:t>
       </w:r>
     </w:p>
     <w:p>
@@ -11559,9 +12218,21 @@
           <w:szCs w:val="24"/>
           <w:lang w:val="en-US"/>
         </w:rPr>
-        <w:t>proc_name,MNAME</w:t>
+        <w:t>proc_</w:t>
+      </w:r>
+      <w:proofErr w:type="gramStart"/>
+      <w:r>
+        <w:rPr>
+          <w:b/>
+          <w:bCs/>
+          <w:sz w:val="24"/>
+          <w:szCs w:val="24"/>
+          <w:lang w:val="en-US"/>
+        </w:rPr>
+        <w:t>name,MNAME</w:t>
       </w:r>
       <w:proofErr w:type="spellEnd"/>
+      <w:proofErr w:type="gramEnd"/>
       <w:r>
         <w:rPr>
           <w:b/>
@@ -11837,15 +12508,27 @@
         <w:tab/>
         <w:t>DD DSN=</w:t>
       </w:r>
-      <w:r>
-        <w:rPr>
-          <w:b/>
-          <w:bCs/>
-          <w:sz w:val="24"/>
-          <w:szCs w:val="24"/>
-          <w:lang w:val="en-US"/>
-        </w:rPr>
-        <w:t>NUHID.&amp;MNAME..PS1</w:t>
+      <w:proofErr w:type="gramStart"/>
+      <w:r>
+        <w:rPr>
+          <w:b/>
+          <w:bCs/>
+          <w:sz w:val="24"/>
+          <w:szCs w:val="24"/>
+          <w:lang w:val="en-US"/>
+        </w:rPr>
+        <w:t>NUHID.&amp;MNAME..</w:t>
+      </w:r>
+      <w:proofErr w:type="gramEnd"/>
+      <w:r>
+        <w:rPr>
+          <w:b/>
+          <w:bCs/>
+          <w:sz w:val="24"/>
+          <w:szCs w:val="24"/>
+          <w:lang w:val="en-US"/>
+        </w:rPr>
+        <w:t>PS1</w:t>
       </w:r>
       <w:r>
         <w:rPr>
@@ -11919,7 +12602,29 @@
           <w:lang w:val="en-US"/>
         </w:rPr>
         <w:tab/>
-        <w:t>DISP=(NEW,CATLG,DELETE),</w:t>
+        <w:t>DISP=(</w:t>
+      </w:r>
+      <w:proofErr w:type="gramStart"/>
+      <w:r>
+        <w:rPr>
+          <w:b/>
+          <w:bCs/>
+          <w:sz w:val="24"/>
+          <w:szCs w:val="24"/>
+          <w:lang w:val="en-US"/>
+        </w:rPr>
+        <w:t>NEW,CATLG</w:t>
+      </w:r>
+      <w:proofErr w:type="gramEnd"/>
+      <w:r>
+        <w:rPr>
+          <w:b/>
+          <w:bCs/>
+          <w:sz w:val="24"/>
+          <w:szCs w:val="24"/>
+          <w:lang w:val="en-US"/>
+        </w:rPr>
+        <w:t>,DELETE),</w:t>
       </w:r>
     </w:p>
     <w:p>
@@ -11963,7 +12668,51 @@
           <w:lang w:val="en-US"/>
         </w:rPr>
         <w:tab/>
-        <w:t>SPACE=(TRK,(100,50),RLSE),</w:t>
+        <w:t>SPACE=(</w:t>
+      </w:r>
+      <w:proofErr w:type="gramStart"/>
+      <w:r>
+        <w:rPr>
+          <w:b/>
+          <w:bCs/>
+          <w:sz w:val="24"/>
+          <w:szCs w:val="24"/>
+          <w:lang w:val="en-US"/>
+        </w:rPr>
+        <w:t>TRK,(</w:t>
+      </w:r>
+      <w:proofErr w:type="gramEnd"/>
+      <w:r>
+        <w:rPr>
+          <w:b/>
+          <w:bCs/>
+          <w:sz w:val="24"/>
+          <w:szCs w:val="24"/>
+          <w:lang w:val="en-US"/>
+        </w:rPr>
+        <w:t>100,50</w:t>
+      </w:r>
+      <w:proofErr w:type="gramStart"/>
+      <w:r>
+        <w:rPr>
+          <w:b/>
+          <w:bCs/>
+          <w:sz w:val="24"/>
+          <w:szCs w:val="24"/>
+          <w:lang w:val="en-US"/>
+        </w:rPr>
+        <w:t>),RLSE</w:t>
+      </w:r>
+      <w:proofErr w:type="gramEnd"/>
+      <w:r>
+        <w:rPr>
+          <w:b/>
+          <w:bCs/>
+          <w:sz w:val="24"/>
+          <w:szCs w:val="24"/>
+          <w:lang w:val="en-US"/>
+        </w:rPr>
+        <w:t>),</w:t>
       </w:r>
     </w:p>
     <w:p>
@@ -12007,7 +12756,51 @@
           <w:lang w:val="en-US"/>
         </w:rPr>
         <w:tab/>
-        <w:t>DCB=(RECFM=FB,LRECL=80,BLKSIZE=800)</w:t>
+        <w:t>DCB=(RECFM=</w:t>
+      </w:r>
+      <w:proofErr w:type="gramStart"/>
+      <w:r>
+        <w:rPr>
+          <w:b/>
+          <w:bCs/>
+          <w:sz w:val="24"/>
+          <w:szCs w:val="24"/>
+          <w:lang w:val="en-US"/>
+        </w:rPr>
+        <w:t>FB,LRECL</w:t>
+      </w:r>
+      <w:proofErr w:type="gramEnd"/>
+      <w:r>
+        <w:rPr>
+          <w:b/>
+          <w:bCs/>
+          <w:sz w:val="24"/>
+          <w:szCs w:val="24"/>
+          <w:lang w:val="en-US"/>
+        </w:rPr>
+        <w:t>=</w:t>
+      </w:r>
+      <w:proofErr w:type="gramStart"/>
+      <w:r>
+        <w:rPr>
+          <w:b/>
+          <w:bCs/>
+          <w:sz w:val="24"/>
+          <w:szCs w:val="24"/>
+          <w:lang w:val="en-US"/>
+        </w:rPr>
+        <w:t>80,BLKSIZE</w:t>
+      </w:r>
+      <w:proofErr w:type="gramEnd"/>
+      <w:r>
+        <w:rPr>
+          <w:b/>
+          <w:bCs/>
+          <w:sz w:val="24"/>
+          <w:szCs w:val="24"/>
+          <w:lang w:val="en-US"/>
+        </w:rPr>
+        <w:t>=800)</w:t>
       </w:r>
     </w:p>
     <w:p>
@@ -13066,15 +13859,33 @@
           <w:szCs w:val="24"/>
           <w:lang w:val="en-US"/>
         </w:rPr>
-        <w:t>JCL code is readable code. Load modules i</w:t>
-      </w:r>
-      <w:r>
-        <w:rPr>
-          <w:sz w:val="24"/>
-          <w:szCs w:val="24"/>
-          <w:lang w:val="en-US"/>
-        </w:rPr>
-        <w:t>s in special characters.</w:t>
+        <w:t xml:space="preserve">JCL code is readable code. Load modules </w:t>
+      </w:r>
+      <w:proofErr w:type="gramStart"/>
+      <w:r>
+        <w:rPr>
+          <w:sz w:val="24"/>
+          <w:szCs w:val="24"/>
+          <w:lang w:val="en-US"/>
+        </w:rPr>
+        <w:t>i</w:t>
+      </w:r>
+      <w:r>
+        <w:rPr>
+          <w:sz w:val="24"/>
+          <w:szCs w:val="24"/>
+          <w:lang w:val="en-US"/>
+        </w:rPr>
+        <w:t>s</w:t>
+      </w:r>
+      <w:proofErr w:type="gramEnd"/>
+      <w:r>
+        <w:rPr>
+          <w:sz w:val="24"/>
+          <w:szCs w:val="24"/>
+          <w:lang w:val="en-US"/>
+        </w:rPr>
+        <w:t xml:space="preserve"> in special characters.</w:t>
       </w:r>
     </w:p>
     <w:p>
@@ -13295,7 +14106,29 @@
           <w:szCs w:val="24"/>
           <w:lang w:val="en-US"/>
         </w:rPr>
-        <w:t>COND=(RC,OPERATOR,STEPNAME)</w:t>
+        <w:t>COND=(</w:t>
+      </w:r>
+      <w:proofErr w:type="gramStart"/>
+      <w:r>
+        <w:rPr>
+          <w:b/>
+          <w:bCs/>
+          <w:sz w:val="24"/>
+          <w:szCs w:val="24"/>
+          <w:lang w:val="en-US"/>
+        </w:rPr>
+        <w:t>RC,OPERATOR</w:t>
+      </w:r>
+      <w:proofErr w:type="gramEnd"/>
+      <w:r>
+        <w:rPr>
+          <w:b/>
+          <w:bCs/>
+          <w:sz w:val="24"/>
+          <w:szCs w:val="24"/>
+          <w:lang w:val="en-US"/>
+        </w:rPr>
+        <w:t>,STEPNAME)</w:t>
       </w:r>
     </w:p>
     <w:p>
@@ -13727,7 +14560,29 @@
           <w:lang w:val="en-US"/>
         </w:rPr>
         <w:tab/>
-        <w:t>EXEC PGM=SORT, COND=(0,EQ,step_name2)</w:t>
+        <w:t>EXEC PGM=SORT, COND=(</w:t>
+      </w:r>
+      <w:proofErr w:type="gramStart"/>
+      <w:r>
+        <w:rPr>
+          <w:b/>
+          <w:bCs/>
+          <w:sz w:val="24"/>
+          <w:szCs w:val="24"/>
+          <w:lang w:val="en-US"/>
+        </w:rPr>
+        <w:t>0,EQ</w:t>
+      </w:r>
+      <w:proofErr w:type="gramEnd"/>
+      <w:r>
+        <w:rPr>
+          <w:b/>
+          <w:bCs/>
+          <w:sz w:val="24"/>
+          <w:szCs w:val="24"/>
+          <w:lang w:val="en-US"/>
+        </w:rPr>
+        <w:t>,step_name2)</w:t>
       </w:r>
     </w:p>
     <w:p>
@@ -13798,18 +14653,52 @@
           <w:szCs w:val="24"/>
           <w:lang w:val="en-US"/>
         </w:rPr>
-        <w:t>job_parameters,COND</w:t>
+        <w:t>job_</w:t>
+      </w:r>
+      <w:proofErr w:type="gramStart"/>
+      <w:r>
+        <w:rPr>
+          <w:b/>
+          <w:bCs/>
+          <w:sz w:val="24"/>
+          <w:szCs w:val="24"/>
+          <w:lang w:val="en-US"/>
+        </w:rPr>
+        <w:t>parameters,COND</w:t>
       </w:r>
       <w:proofErr w:type="spellEnd"/>
-      <w:r>
-        <w:rPr>
-          <w:b/>
-          <w:bCs/>
-          <w:sz w:val="24"/>
-          <w:szCs w:val="24"/>
-          <w:lang w:val="en-US"/>
-        </w:rPr>
-        <w:t>=(4,LT)</w:t>
+      <w:proofErr w:type="gramEnd"/>
+      <w:r>
+        <w:rPr>
+          <w:b/>
+          <w:bCs/>
+          <w:sz w:val="24"/>
+          <w:szCs w:val="24"/>
+          <w:lang w:val="en-US"/>
+        </w:rPr>
+        <w:t>=(</w:t>
+      </w:r>
+      <w:proofErr w:type="gramStart"/>
+      <w:r>
+        <w:rPr>
+          <w:b/>
+          <w:bCs/>
+          <w:sz w:val="24"/>
+          <w:szCs w:val="24"/>
+          <w:lang w:val="en-US"/>
+        </w:rPr>
+        <w:t>4,LT</w:t>
+      </w:r>
+      <w:proofErr w:type="gramEnd"/>
+      <w:r>
+        <w:rPr>
+          <w:b/>
+          <w:bCs/>
+          <w:sz w:val="24"/>
+          <w:szCs w:val="24"/>
+          <w:lang w:val="en-US"/>
+        </w:rPr>
+        <w:t>)</w:t>
       </w:r>
     </w:p>
     <w:p>
@@ -13863,17 +14752,61 @@
           <w:szCs w:val="24"/>
           <w:lang w:val="en-US"/>
         </w:rPr>
-        <w:t>COND=(0,LE)</w:t>
-      </w:r>
-      <w:r>
-        <w:rPr>
-          <w:b/>
-          <w:bCs/>
-          <w:sz w:val="24"/>
-          <w:szCs w:val="24"/>
-          <w:lang w:val="en-US"/>
-        </w:rPr>
-        <w:t xml:space="preserve"> | (4095,GT)</w:t>
+        <w:t>COND=(</w:t>
+      </w:r>
+      <w:proofErr w:type="gramStart"/>
+      <w:r>
+        <w:rPr>
+          <w:b/>
+          <w:bCs/>
+          <w:sz w:val="24"/>
+          <w:szCs w:val="24"/>
+          <w:lang w:val="en-US"/>
+        </w:rPr>
+        <w:t>0,LE</w:t>
+      </w:r>
+      <w:proofErr w:type="gramEnd"/>
+      <w:r>
+        <w:rPr>
+          <w:b/>
+          <w:bCs/>
+          <w:sz w:val="24"/>
+          <w:szCs w:val="24"/>
+          <w:lang w:val="en-US"/>
+        </w:rPr>
+        <w:t>)</w:t>
+      </w:r>
+      <w:r>
+        <w:rPr>
+          <w:b/>
+          <w:bCs/>
+          <w:sz w:val="24"/>
+          <w:szCs w:val="24"/>
+          <w:lang w:val="en-US"/>
+        </w:rPr>
+        <w:t xml:space="preserve"> | (</w:t>
+      </w:r>
+      <w:proofErr w:type="gramStart"/>
+      <w:r>
+        <w:rPr>
+          <w:b/>
+          <w:bCs/>
+          <w:sz w:val="24"/>
+          <w:szCs w:val="24"/>
+          <w:lang w:val="en-US"/>
+        </w:rPr>
+        <w:t>4095,GT</w:t>
+      </w:r>
+      <w:proofErr w:type="gramEnd"/>
+      <w:r>
+        <w:rPr>
+          <w:b/>
+          <w:bCs/>
+          <w:sz w:val="24"/>
+          <w:szCs w:val="24"/>
+          <w:lang w:val="en-US"/>
+        </w:rPr>
+        <w:t>)</w:t>
       </w:r>
     </w:p>
     <w:p>
@@ -13927,17 +14860,61 @@
           <w:szCs w:val="24"/>
           <w:lang w:val="en-US"/>
         </w:rPr>
-        <w:t xml:space="preserve">COND=(0,GE) | </w:t>
-      </w:r>
-      <w:r>
-        <w:rPr>
-          <w:b/>
-          <w:bCs/>
-          <w:sz w:val="24"/>
-          <w:szCs w:val="24"/>
-          <w:lang w:val="en-US"/>
-        </w:rPr>
-        <w:t xml:space="preserve">(4095,LT) </w:t>
+        <w:t>COND=(</w:t>
+      </w:r>
+      <w:proofErr w:type="gramStart"/>
+      <w:r>
+        <w:rPr>
+          <w:b/>
+          <w:bCs/>
+          <w:sz w:val="24"/>
+          <w:szCs w:val="24"/>
+          <w:lang w:val="en-US"/>
+        </w:rPr>
+        <w:t>0,GE</w:t>
+      </w:r>
+      <w:proofErr w:type="gramEnd"/>
+      <w:r>
+        <w:rPr>
+          <w:b/>
+          <w:bCs/>
+          <w:sz w:val="24"/>
+          <w:szCs w:val="24"/>
+          <w:lang w:val="en-US"/>
+        </w:rPr>
+        <w:t xml:space="preserve">) | </w:t>
+      </w:r>
+      <w:r>
+        <w:rPr>
+          <w:b/>
+          <w:bCs/>
+          <w:sz w:val="24"/>
+          <w:szCs w:val="24"/>
+          <w:lang w:val="en-US"/>
+        </w:rPr>
+        <w:t>(</w:t>
+      </w:r>
+      <w:proofErr w:type="gramStart"/>
+      <w:r>
+        <w:rPr>
+          <w:b/>
+          <w:bCs/>
+          <w:sz w:val="24"/>
+          <w:szCs w:val="24"/>
+          <w:lang w:val="en-US"/>
+        </w:rPr>
+        <w:t>4095,LT</w:t>
+      </w:r>
+      <w:proofErr w:type="gramEnd"/>
+      <w:r>
+        <w:rPr>
+          <w:b/>
+          <w:bCs/>
+          <w:sz w:val="24"/>
+          <w:szCs w:val="24"/>
+          <w:lang w:val="en-US"/>
+        </w:rPr>
+        <w:t xml:space="preserve">) </w:t>
       </w:r>
     </w:p>
     <w:p>
@@ -14389,7 +15366,25 @@
           <w:szCs w:val="24"/>
           <w:lang w:val="en-US"/>
         </w:rPr>
-        <w:t>COND=(4,LT)</w:t>
+        <w:t>COND=(</w:t>
+      </w:r>
+      <w:proofErr w:type="gramStart"/>
+      <w:r>
+        <w:rPr>
+          <w:sz w:val="24"/>
+          <w:szCs w:val="24"/>
+          <w:lang w:val="en-US"/>
+        </w:rPr>
+        <w:t>4,LT</w:t>
+      </w:r>
+      <w:proofErr w:type="gramEnd"/>
+      <w:r>
+        <w:rPr>
+          <w:sz w:val="24"/>
+          <w:szCs w:val="24"/>
+          <w:lang w:val="en-US"/>
+        </w:rPr>
+        <w:t>)</w:t>
       </w:r>
     </w:p>
     <w:p>
@@ -14792,7 +15787,25 @@
           <w:lang w:val="en-US"/>
         </w:rPr>
         <w:tab/>
-        <w:t>EXEC PGM=SORT, COND=(4,LT)</w:t>
+        <w:t>EXEC PGM=SORT, COND=(</w:t>
+      </w:r>
+      <w:proofErr w:type="gramStart"/>
+      <w:r>
+        <w:rPr>
+          <w:sz w:val="24"/>
+          <w:szCs w:val="24"/>
+          <w:lang w:val="en-US"/>
+        </w:rPr>
+        <w:t>4,LT</w:t>
+      </w:r>
+      <w:proofErr w:type="gramEnd"/>
+      <w:r>
+        <w:rPr>
+          <w:sz w:val="24"/>
+          <w:szCs w:val="24"/>
+          <w:lang w:val="en-US"/>
+        </w:rPr>
+        <w:t>)</w:t>
       </w:r>
     </w:p>
     <w:p>
@@ -15943,7 +16956,28 @@
           <w:lang w:val="en-US"/>
         </w:rPr>
         <w:tab/>
-        <w:t>LIMIT(12)</w:t>
+      </w:r>
+      <w:proofErr w:type="gramStart"/>
+      <w:r>
+        <w:rPr>
+          <w:b/>
+          <w:bCs/>
+          <w:sz w:val="24"/>
+          <w:szCs w:val="24"/>
+          <w:lang w:val="en-US"/>
+        </w:rPr>
+        <w:t>LIMIT(</w:t>
+      </w:r>
+      <w:proofErr w:type="gramEnd"/>
+      <w:r>
+        <w:rPr>
+          <w:b/>
+          <w:bCs/>
+          <w:sz w:val="24"/>
+          <w:szCs w:val="24"/>
+          <w:lang w:val="en-US"/>
+        </w:rPr>
+        <w:t>12)</w:t>
       </w:r>
       <w:r>
         <w:rPr>
@@ -16233,7 +17267,29 @@
           <w:lang w:val="en-US"/>
         </w:rPr>
         <w:tab/>
-        <w:t>DD DSN=NUHID.XXX.XXX(+1),</w:t>
+        <w:t>DD DSN=</w:t>
+      </w:r>
+      <w:proofErr w:type="gramStart"/>
+      <w:r>
+        <w:rPr>
+          <w:b/>
+          <w:bCs/>
+          <w:sz w:val="24"/>
+          <w:szCs w:val="24"/>
+          <w:lang w:val="en-US"/>
+        </w:rPr>
+        <w:t>NUHID.XXX.XXX(</w:t>
+      </w:r>
+      <w:proofErr w:type="gramEnd"/>
+      <w:r>
+        <w:rPr>
+          <w:b/>
+          <w:bCs/>
+          <w:sz w:val="24"/>
+          <w:szCs w:val="24"/>
+          <w:lang w:val="en-US"/>
+        </w:rPr>
+        <w:t>+1),</w:t>
       </w:r>
     </w:p>
     <w:p>
@@ -16278,7 +17334,29 @@
           <w:lang w:val="en-US"/>
         </w:rPr>
         <w:tab/>
-        <w:t>DISP=(NEW,CATLG,DELETE),</w:t>
+        <w:t>DISP=(</w:t>
+      </w:r>
+      <w:proofErr w:type="gramStart"/>
+      <w:r>
+        <w:rPr>
+          <w:b/>
+          <w:bCs/>
+          <w:sz w:val="24"/>
+          <w:szCs w:val="24"/>
+          <w:lang w:val="en-US"/>
+        </w:rPr>
+        <w:t>NEW,CATLG</w:t>
+      </w:r>
+      <w:proofErr w:type="gramEnd"/>
+      <w:r>
+        <w:rPr>
+          <w:b/>
+          <w:bCs/>
+          <w:sz w:val="24"/>
+          <w:szCs w:val="24"/>
+          <w:lang w:val="en-US"/>
+        </w:rPr>
+        <w:t>,DELETE),</w:t>
       </w:r>
     </w:p>
     <w:p>
@@ -16323,7 +17401,51 @@
           <w:lang w:val="en-US"/>
         </w:rPr>
         <w:tab/>
-        <w:t>SPACE=(TRK,(100,50),RLSE),</w:t>
+        <w:t>SPACE=(</w:t>
+      </w:r>
+      <w:proofErr w:type="gramStart"/>
+      <w:r>
+        <w:rPr>
+          <w:b/>
+          <w:bCs/>
+          <w:sz w:val="24"/>
+          <w:szCs w:val="24"/>
+          <w:lang w:val="en-US"/>
+        </w:rPr>
+        <w:t>TRK,(</w:t>
+      </w:r>
+      <w:proofErr w:type="gramEnd"/>
+      <w:r>
+        <w:rPr>
+          <w:b/>
+          <w:bCs/>
+          <w:sz w:val="24"/>
+          <w:szCs w:val="24"/>
+          <w:lang w:val="en-US"/>
+        </w:rPr>
+        <w:t>100,50</w:t>
+      </w:r>
+      <w:proofErr w:type="gramStart"/>
+      <w:r>
+        <w:rPr>
+          <w:b/>
+          <w:bCs/>
+          <w:sz w:val="24"/>
+          <w:szCs w:val="24"/>
+          <w:lang w:val="en-US"/>
+        </w:rPr>
+        <w:t>),RLSE</w:t>
+      </w:r>
+      <w:proofErr w:type="gramEnd"/>
+      <w:r>
+        <w:rPr>
+          <w:b/>
+          <w:bCs/>
+          <w:sz w:val="24"/>
+          <w:szCs w:val="24"/>
+          <w:lang w:val="en-US"/>
+        </w:rPr>
+        <w:t>),</w:t>
       </w:r>
     </w:p>
     <w:p>
@@ -16368,7 +17490,51 @@
           <w:lang w:val="en-US"/>
         </w:rPr>
         <w:tab/>
-        <w:t>DCB=(RECFM=FB,LRECL=80,BLKSIZE=800)</w:t>
+        <w:t>DCB=(RECFM=</w:t>
+      </w:r>
+      <w:proofErr w:type="gramStart"/>
+      <w:r>
+        <w:rPr>
+          <w:b/>
+          <w:bCs/>
+          <w:sz w:val="24"/>
+          <w:szCs w:val="24"/>
+          <w:lang w:val="en-US"/>
+        </w:rPr>
+        <w:t>FB,LRECL</w:t>
+      </w:r>
+      <w:proofErr w:type="gramEnd"/>
+      <w:r>
+        <w:rPr>
+          <w:b/>
+          <w:bCs/>
+          <w:sz w:val="24"/>
+          <w:szCs w:val="24"/>
+          <w:lang w:val="en-US"/>
+        </w:rPr>
+        <w:t>=</w:t>
+      </w:r>
+      <w:proofErr w:type="gramStart"/>
+      <w:r>
+        <w:rPr>
+          <w:b/>
+          <w:bCs/>
+          <w:sz w:val="24"/>
+          <w:szCs w:val="24"/>
+          <w:lang w:val="en-US"/>
+        </w:rPr>
+        <w:t>80,BLKSIZE</w:t>
+      </w:r>
+      <w:proofErr w:type="gramEnd"/>
+      <w:r>
+        <w:rPr>
+          <w:b/>
+          <w:bCs/>
+          <w:sz w:val="24"/>
+          <w:szCs w:val="24"/>
+          <w:lang w:val="en-US"/>
+        </w:rPr>
+        <w:t>=800)</w:t>
       </w:r>
     </w:p>
     <w:p>
@@ -16685,7 +17851,51 @@
           <w:lang w:val="en-US"/>
         </w:rPr>
         <w:tab/>
-        <w:t>DD DSN=NUHID.XXX.XXX(0 | -1 | -2,..),</w:t>
+        <w:t>DD DSN=</w:t>
+      </w:r>
+      <w:proofErr w:type="gramStart"/>
+      <w:r>
+        <w:rPr>
+          <w:b/>
+          <w:bCs/>
+          <w:sz w:val="24"/>
+          <w:szCs w:val="24"/>
+          <w:lang w:val="en-US"/>
+        </w:rPr>
+        <w:t>NUHID.XXX.XXX(</w:t>
+      </w:r>
+      <w:proofErr w:type="gramEnd"/>
+      <w:r>
+        <w:rPr>
+          <w:b/>
+          <w:bCs/>
+          <w:sz w:val="24"/>
+          <w:szCs w:val="24"/>
+          <w:lang w:val="en-US"/>
+        </w:rPr>
+        <w:t>0 | -1 | -</w:t>
+      </w:r>
+      <w:proofErr w:type="gramStart"/>
+      <w:r>
+        <w:rPr>
+          <w:b/>
+          <w:bCs/>
+          <w:sz w:val="24"/>
+          <w:szCs w:val="24"/>
+          <w:lang w:val="en-US"/>
+        </w:rPr>
+        <w:t>2,..</w:t>
+      </w:r>
+      <w:proofErr w:type="gramEnd"/>
+      <w:r>
+        <w:rPr>
+          <w:b/>
+          <w:bCs/>
+          <w:sz w:val="24"/>
+          <w:szCs w:val="24"/>
+          <w:lang w:val="en-US"/>
+        </w:rPr>
+        <w:t>),</w:t>
       </w:r>
     </w:p>
     <w:p>
@@ -16730,7 +17940,29 @@
           <w:lang w:val="en-US"/>
         </w:rPr>
         <w:tab/>
-        <w:t>DISP=(OLD,DELETE,DELETE),</w:t>
+        <w:t>DISP=(</w:t>
+      </w:r>
+      <w:proofErr w:type="gramStart"/>
+      <w:r>
+        <w:rPr>
+          <w:b/>
+          <w:bCs/>
+          <w:sz w:val="24"/>
+          <w:szCs w:val="24"/>
+          <w:lang w:val="en-US"/>
+        </w:rPr>
+        <w:t>OLD,DELETE</w:t>
+      </w:r>
+      <w:proofErr w:type="gramEnd"/>
+      <w:r>
+        <w:rPr>
+          <w:b/>
+          <w:bCs/>
+          <w:sz w:val="24"/>
+          <w:szCs w:val="24"/>
+          <w:lang w:val="en-US"/>
+        </w:rPr>
+        <w:t>,DELETE),</w:t>
       </w:r>
     </w:p>
     <w:p>
@@ -18605,7 +19837,25 @@
           <w:szCs w:val="24"/>
           <w:lang w:val="en-US"/>
         </w:rPr>
-        <w:t xml:space="preserve"> Record Descriptor Field, it describes the records. There is a RDF for each record which tells what is the length of this record</w:t>
+        <w:t xml:space="preserve"> Record Descriptor Field, it describes the records. There is </w:t>
+      </w:r>
+      <w:proofErr w:type="gramStart"/>
+      <w:r>
+        <w:rPr>
+          <w:sz w:val="24"/>
+          <w:szCs w:val="24"/>
+          <w:lang w:val="en-US"/>
+        </w:rPr>
+        <w:t>a</w:t>
+      </w:r>
+      <w:proofErr w:type="gramEnd"/>
+      <w:r>
+        <w:rPr>
+          <w:sz w:val="24"/>
+          <w:szCs w:val="24"/>
+          <w:lang w:val="en-US"/>
+        </w:rPr>
+        <w:t xml:space="preserve"> RDF for each record which tells what is the length of this record</w:t>
       </w:r>
       <w:r>
         <w:rPr>
@@ -20289,7 +21539,51 @@
           <w:szCs w:val="24"/>
           <w:lang w:val="en-US"/>
         </w:rPr>
-        <w:t xml:space="preserve"> KEY(length offset) -&gt; KEY(8 0)</w:t>
+        <w:t xml:space="preserve"> </w:t>
+      </w:r>
+      <w:proofErr w:type="gramStart"/>
+      <w:r>
+        <w:rPr>
+          <w:b/>
+          <w:bCs/>
+          <w:sz w:val="24"/>
+          <w:szCs w:val="24"/>
+          <w:lang w:val="en-US"/>
+        </w:rPr>
+        <w:t>KEY(</w:t>
+      </w:r>
+      <w:proofErr w:type="gramEnd"/>
+      <w:r>
+        <w:rPr>
+          <w:b/>
+          <w:bCs/>
+          <w:sz w:val="24"/>
+          <w:szCs w:val="24"/>
+          <w:lang w:val="en-US"/>
+        </w:rPr>
+        <w:t xml:space="preserve">length offset) -&gt; </w:t>
+      </w:r>
+      <w:proofErr w:type="gramStart"/>
+      <w:r>
+        <w:rPr>
+          <w:b/>
+          <w:bCs/>
+          <w:sz w:val="24"/>
+          <w:szCs w:val="24"/>
+          <w:lang w:val="en-US"/>
+        </w:rPr>
+        <w:t>KEY(</w:t>
+      </w:r>
+      <w:proofErr w:type="gramEnd"/>
+      <w:r>
+        <w:rPr>
+          <w:b/>
+          <w:bCs/>
+          <w:sz w:val="24"/>
+          <w:szCs w:val="24"/>
+          <w:lang w:val="en-US"/>
+        </w:rPr>
+        <w:t>8 0)</w:t>
       </w:r>
     </w:p>
     <w:p>
@@ -20423,7 +21717,51 @@
           <w:szCs w:val="24"/>
           <w:lang w:val="en-US"/>
         </w:rPr>
-        <w:t xml:space="preserve"> RECSZ(average maximum) -&gt; RECSZ(90 200)</w:t>
+        <w:t xml:space="preserve"> </w:t>
+      </w:r>
+      <w:proofErr w:type="gramStart"/>
+      <w:r>
+        <w:rPr>
+          <w:b/>
+          <w:bCs/>
+          <w:sz w:val="24"/>
+          <w:szCs w:val="24"/>
+          <w:lang w:val="en-US"/>
+        </w:rPr>
+        <w:t>RECSZ(</w:t>
+      </w:r>
+      <w:proofErr w:type="gramEnd"/>
+      <w:r>
+        <w:rPr>
+          <w:b/>
+          <w:bCs/>
+          <w:sz w:val="24"/>
+          <w:szCs w:val="24"/>
+          <w:lang w:val="en-US"/>
+        </w:rPr>
+        <w:t xml:space="preserve">average maximum) -&gt; </w:t>
+      </w:r>
+      <w:proofErr w:type="gramStart"/>
+      <w:r>
+        <w:rPr>
+          <w:b/>
+          <w:bCs/>
+          <w:sz w:val="24"/>
+          <w:szCs w:val="24"/>
+          <w:lang w:val="en-US"/>
+        </w:rPr>
+        <w:t>RECSZ(</w:t>
+      </w:r>
+      <w:proofErr w:type="gramEnd"/>
+      <w:r>
+        <w:rPr>
+          <w:b/>
+          <w:bCs/>
+          <w:sz w:val="24"/>
+          <w:szCs w:val="24"/>
+          <w:lang w:val="en-US"/>
+        </w:rPr>
+        <w:t>90 200)</w:t>
       </w:r>
     </w:p>
     <w:p>
@@ -20492,7 +21830,29 @@
           <w:szCs w:val="24"/>
           <w:lang w:val="en-US"/>
         </w:rPr>
-        <w:t xml:space="preserve"> FREESPACE(%CI %CA)</w:t>
+        <w:t xml:space="preserve"> </w:t>
+      </w:r>
+      <w:proofErr w:type="gramStart"/>
+      <w:r>
+        <w:rPr>
+          <w:b/>
+          <w:bCs/>
+          <w:sz w:val="24"/>
+          <w:szCs w:val="24"/>
+          <w:lang w:val="en-US"/>
+        </w:rPr>
+        <w:t>FREESPACE(</w:t>
+      </w:r>
+      <w:proofErr w:type="gramEnd"/>
+      <w:r>
+        <w:rPr>
+          <w:b/>
+          <w:bCs/>
+          <w:sz w:val="24"/>
+          <w:szCs w:val="24"/>
+          <w:lang w:val="en-US"/>
+        </w:rPr>
+        <w:t>%CI %CA)</w:t>
       </w:r>
     </w:p>
     <w:p>
@@ -20877,25 +22237,59 @@
           <w:lang w:val="en-US"/>
         </w:rPr>
       </w:pPr>
-      <w:r>
-        <w:rPr>
-          <w:b/>
-          <w:bCs/>
-          <w:sz w:val="24"/>
-          <w:szCs w:val="24"/>
-          <w:lang w:val="en-US"/>
-        </w:rPr>
-        <w:t>UNIT(PRIMARY SECONDARY)</w:t>
-      </w:r>
-      <w:r>
-        <w:rPr>
-          <w:b/>
-          <w:bCs/>
-          <w:sz w:val="24"/>
-          <w:szCs w:val="24"/>
-          <w:lang w:val="en-US"/>
-        </w:rPr>
-        <w:t xml:space="preserve"> -&gt; TRACKS(100 50)</w:t>
+      <w:proofErr w:type="gramStart"/>
+      <w:r>
+        <w:rPr>
+          <w:b/>
+          <w:bCs/>
+          <w:sz w:val="24"/>
+          <w:szCs w:val="24"/>
+          <w:lang w:val="en-US"/>
+        </w:rPr>
+        <w:t>UNIT(</w:t>
+      </w:r>
+      <w:proofErr w:type="gramEnd"/>
+      <w:r>
+        <w:rPr>
+          <w:b/>
+          <w:bCs/>
+          <w:sz w:val="24"/>
+          <w:szCs w:val="24"/>
+          <w:lang w:val="en-US"/>
+        </w:rPr>
+        <w:t>PRIMARY SECONDARY)</w:t>
+      </w:r>
+      <w:r>
+        <w:rPr>
+          <w:b/>
+          <w:bCs/>
+          <w:sz w:val="24"/>
+          <w:szCs w:val="24"/>
+          <w:lang w:val="en-US"/>
+        </w:rPr>
+        <w:t xml:space="preserve"> -&gt; </w:t>
+      </w:r>
+      <w:proofErr w:type="gramStart"/>
+      <w:r>
+        <w:rPr>
+          <w:b/>
+          <w:bCs/>
+          <w:sz w:val="24"/>
+          <w:szCs w:val="24"/>
+          <w:lang w:val="en-US"/>
+        </w:rPr>
+        <w:t>TRACKS(</w:t>
+      </w:r>
+      <w:proofErr w:type="gramEnd"/>
+      <w:r>
+        <w:rPr>
+          <w:b/>
+          <w:bCs/>
+          <w:sz w:val="24"/>
+          <w:szCs w:val="24"/>
+          <w:lang w:val="en-US"/>
+        </w:rPr>
+        <w:t>100 50)</w:t>
       </w:r>
     </w:p>
     <w:p>
@@ -21205,8 +22599,20 @@
           <w:lang w:val="en-US"/>
         </w:rPr>
         <w:tab/>
-        <w:t>DEFINE CLUSTER(</w:t>
-      </w:r>
+        <w:t xml:space="preserve">DEFINE </w:t>
+      </w:r>
+      <w:proofErr w:type="gramStart"/>
+      <w:r>
+        <w:rPr>
+          <w:b/>
+          <w:bCs/>
+          <w:sz w:val="24"/>
+          <w:szCs w:val="24"/>
+          <w:lang w:val="en-US"/>
+        </w:rPr>
+        <w:t>CLUSTER(</w:t>
+      </w:r>
+      <w:proofErr w:type="gramEnd"/>
       <w:r>
         <w:rPr>
           <w:b/>
@@ -21260,7 +22666,28 @@
           <w:lang w:val="en-US"/>
         </w:rPr>
         <w:tab/>
-        <w:t>NAME(NUHID.XXX.XXXX)</w:t>
+      </w:r>
+      <w:proofErr w:type="gramStart"/>
+      <w:r>
+        <w:rPr>
+          <w:b/>
+          <w:bCs/>
+          <w:sz w:val="24"/>
+          <w:szCs w:val="24"/>
+          <w:lang w:val="en-US"/>
+        </w:rPr>
+        <w:t>NAME(</w:t>
+      </w:r>
+      <w:proofErr w:type="gramEnd"/>
+      <w:r>
+        <w:rPr>
+          <w:b/>
+          <w:bCs/>
+          <w:sz w:val="24"/>
+          <w:szCs w:val="24"/>
+          <w:lang w:val="en-US"/>
+        </w:rPr>
+        <w:t>NUHID.XXX.XXXX)</w:t>
       </w:r>
       <w:r>
         <w:rPr>
@@ -21370,7 +22797,28 @@
           <w:lang w:val="en-US"/>
         </w:rPr>
         <w:tab/>
-        <w:t>KEY(5 0)</w:t>
+      </w:r>
+      <w:proofErr w:type="gramStart"/>
+      <w:r>
+        <w:rPr>
+          <w:b/>
+          <w:bCs/>
+          <w:sz w:val="24"/>
+          <w:szCs w:val="24"/>
+          <w:lang w:val="en-US"/>
+        </w:rPr>
+        <w:t>KEY(</w:t>
+      </w:r>
+      <w:proofErr w:type="gramEnd"/>
+      <w:r>
+        <w:rPr>
+          <w:b/>
+          <w:bCs/>
+          <w:sz w:val="24"/>
+          <w:szCs w:val="24"/>
+          <w:lang w:val="en-US"/>
+        </w:rPr>
+        <w:t>5 0)</w:t>
       </w:r>
       <w:r>
         <w:rPr>
@@ -21435,7 +22883,28 @@
           <w:lang w:val="en-US"/>
         </w:rPr>
         <w:tab/>
-        <w:t>RECSZ(90 200)</w:t>
+      </w:r>
+      <w:proofErr w:type="gramStart"/>
+      <w:r>
+        <w:rPr>
+          <w:b/>
+          <w:bCs/>
+          <w:sz w:val="24"/>
+          <w:szCs w:val="24"/>
+          <w:lang w:val="en-US"/>
+        </w:rPr>
+        <w:t>RECSZ(</w:t>
+      </w:r>
+      <w:proofErr w:type="gramEnd"/>
+      <w:r>
+        <w:rPr>
+          <w:b/>
+          <w:bCs/>
+          <w:sz w:val="24"/>
+          <w:szCs w:val="24"/>
+          <w:lang w:val="en-US"/>
+        </w:rPr>
+        <w:t>90 200)</w:t>
       </w:r>
       <w:r>
         <w:rPr>
@@ -21500,7 +22969,28 @@
           <w:lang w:val="en-US"/>
         </w:rPr>
         <w:tab/>
-        <w:t>FREESPACE(10 20)</w:t>
+      </w:r>
+      <w:proofErr w:type="gramStart"/>
+      <w:r>
+        <w:rPr>
+          <w:b/>
+          <w:bCs/>
+          <w:sz w:val="24"/>
+          <w:szCs w:val="24"/>
+          <w:lang w:val="en-US"/>
+        </w:rPr>
+        <w:t>FREESPACE(</w:t>
+      </w:r>
+      <w:proofErr w:type="gramEnd"/>
+      <w:r>
+        <w:rPr>
+          <w:b/>
+          <w:bCs/>
+          <w:sz w:val="24"/>
+          <w:szCs w:val="24"/>
+          <w:lang w:val="en-US"/>
+        </w:rPr>
+        <w:t>10 20)</w:t>
       </w:r>
       <w:r>
         <w:rPr>
@@ -21555,7 +23045,28 @@
           <w:lang w:val="en-US"/>
         </w:rPr>
         <w:tab/>
-        <w:t>TRACKS(50 30)</w:t>
+      </w:r>
+      <w:proofErr w:type="gramStart"/>
+      <w:r>
+        <w:rPr>
+          <w:b/>
+          <w:bCs/>
+          <w:sz w:val="24"/>
+          <w:szCs w:val="24"/>
+          <w:lang w:val="en-US"/>
+        </w:rPr>
+        <w:t>TRACKS(</w:t>
+      </w:r>
+      <w:proofErr w:type="gramEnd"/>
+      <w:r>
+        <w:rPr>
+          <w:b/>
+          <w:bCs/>
+          <w:sz w:val="24"/>
+          <w:szCs w:val="24"/>
+          <w:lang w:val="en-US"/>
+        </w:rPr>
+        <w:t>50 30)</w:t>
       </w:r>
       <w:r>
         <w:rPr>
@@ -21610,7 +23121,28 @@
           <w:lang w:val="en-US"/>
         </w:rPr>
         <w:tab/>
-        <w:t>CISZ(8192)</w:t>
+      </w:r>
+      <w:proofErr w:type="gramStart"/>
+      <w:r>
+        <w:rPr>
+          <w:b/>
+          <w:bCs/>
+          <w:sz w:val="24"/>
+          <w:szCs w:val="24"/>
+          <w:lang w:val="en-US"/>
+        </w:rPr>
+        <w:t>CISZ(</w:t>
+      </w:r>
+      <w:proofErr w:type="gramEnd"/>
+      <w:r>
+        <w:rPr>
+          <w:b/>
+          <w:bCs/>
+          <w:sz w:val="24"/>
+          <w:szCs w:val="24"/>
+          <w:lang w:val="en-US"/>
+        </w:rPr>
+        <w:t>8192)</w:t>
       </w:r>
       <w:r>
         <w:rPr>
@@ -23318,8 +24850,20 @@
           <w:lang w:val="en-US"/>
         </w:rPr>
         <w:tab/>
-        <w:t>DEFINE CLUSTER(</w:t>
-      </w:r>
+        <w:t xml:space="preserve">DEFINE </w:t>
+      </w:r>
+      <w:proofErr w:type="gramStart"/>
+      <w:r>
+        <w:rPr>
+          <w:b/>
+          <w:bCs/>
+          <w:sz w:val="24"/>
+          <w:szCs w:val="24"/>
+          <w:lang w:val="en-US"/>
+        </w:rPr>
+        <w:t>CLUSTER(</w:t>
+      </w:r>
+      <w:proofErr w:type="gramEnd"/>
       <w:r>
         <w:rPr>
           <w:b/>
@@ -23483,7 +25027,28 @@
           <w:lang w:val="en-US"/>
         </w:rPr>
         <w:tab/>
-        <w:t>RECSZ(100 50)</w:t>
+      </w:r>
+      <w:proofErr w:type="gramStart"/>
+      <w:r>
+        <w:rPr>
+          <w:b/>
+          <w:bCs/>
+          <w:sz w:val="24"/>
+          <w:szCs w:val="24"/>
+          <w:lang w:val="en-US"/>
+        </w:rPr>
+        <w:t>RECSZ(</w:t>
+      </w:r>
+      <w:proofErr w:type="gramEnd"/>
+      <w:r>
+        <w:rPr>
+          <w:b/>
+          <w:bCs/>
+          <w:sz w:val="24"/>
+          <w:szCs w:val="24"/>
+          <w:lang w:val="en-US"/>
+        </w:rPr>
+        <w:t>100 50)</w:t>
       </w:r>
       <w:r>
         <w:rPr>
@@ -23548,7 +25113,28 @@
           <w:lang w:val="en-US"/>
         </w:rPr>
         <w:tab/>
-        <w:t>FREESPACE(10 20)</w:t>
+      </w:r>
+      <w:proofErr w:type="gramStart"/>
+      <w:r>
+        <w:rPr>
+          <w:b/>
+          <w:bCs/>
+          <w:sz w:val="24"/>
+          <w:szCs w:val="24"/>
+          <w:lang w:val="en-US"/>
+        </w:rPr>
+        <w:t>FREESPACE(</w:t>
+      </w:r>
+      <w:proofErr w:type="gramEnd"/>
+      <w:r>
+        <w:rPr>
+          <w:b/>
+          <w:bCs/>
+          <w:sz w:val="24"/>
+          <w:szCs w:val="24"/>
+          <w:lang w:val="en-US"/>
+        </w:rPr>
+        <w:t>10 20)</w:t>
       </w:r>
       <w:r>
         <w:rPr>
@@ -23603,7 +25189,28 @@
           <w:lang w:val="en-US"/>
         </w:rPr>
         <w:tab/>
-        <w:t>CISZ(8192)</w:t>
+      </w:r>
+      <w:proofErr w:type="gramStart"/>
+      <w:r>
+        <w:rPr>
+          <w:b/>
+          <w:bCs/>
+          <w:sz w:val="24"/>
+          <w:szCs w:val="24"/>
+          <w:lang w:val="en-US"/>
+        </w:rPr>
+        <w:t>CISZ(</w:t>
+      </w:r>
+      <w:proofErr w:type="gramEnd"/>
+      <w:r>
+        <w:rPr>
+          <w:b/>
+          <w:bCs/>
+          <w:sz w:val="24"/>
+          <w:szCs w:val="24"/>
+          <w:lang w:val="en-US"/>
+        </w:rPr>
+        <w:t>8192)</w:t>
       </w:r>
       <w:r>
         <w:rPr>
@@ -23668,7 +25275,28 @@
           <w:lang w:val="en-US"/>
         </w:rPr>
         <w:tab/>
-        <w:t>TRACKS(100 500</w:t>
+      </w:r>
+      <w:proofErr w:type="gramStart"/>
+      <w:r>
+        <w:rPr>
+          <w:b/>
+          <w:bCs/>
+          <w:sz w:val="24"/>
+          <w:szCs w:val="24"/>
+          <w:lang w:val="en-US"/>
+        </w:rPr>
+        <w:t>TRACKS(</w:t>
+      </w:r>
+      <w:proofErr w:type="gramEnd"/>
+      <w:r>
+        <w:rPr>
+          <w:b/>
+          <w:bCs/>
+          <w:sz w:val="24"/>
+          <w:szCs w:val="24"/>
+          <w:lang w:val="en-US"/>
+        </w:rPr>
+        <w:t>100 500</w:t>
       </w:r>
       <w:r>
         <w:rPr>
@@ -23733,7 +25361,28 @@
           <w:lang w:val="en-US"/>
         </w:rPr>
         <w:tab/>
-        <w:t>VOLUME(* *))</w:t>
+      </w:r>
+      <w:proofErr w:type="gramStart"/>
+      <w:r>
+        <w:rPr>
+          <w:b/>
+          <w:bCs/>
+          <w:sz w:val="24"/>
+          <w:szCs w:val="24"/>
+          <w:lang w:val="en-US"/>
+        </w:rPr>
+        <w:t>VOLUME(</w:t>
+      </w:r>
+      <w:proofErr w:type="gramEnd"/>
+      <w:r>
+        <w:rPr>
+          <w:b/>
+          <w:bCs/>
+          <w:sz w:val="24"/>
+          <w:szCs w:val="24"/>
+          <w:lang w:val="en-US"/>
+        </w:rPr>
+        <w:t>* *))</w:t>
       </w:r>
       <w:r>
         <w:rPr>
@@ -24598,8 +26247,20 @@
           <w:lang w:val="en-US"/>
         </w:rPr>
         <w:tab/>
-        <w:t>DEFINE CLUSTER(</w:t>
-      </w:r>
+        <w:t xml:space="preserve">DEFINE </w:t>
+      </w:r>
+      <w:proofErr w:type="gramStart"/>
+      <w:r>
+        <w:rPr>
+          <w:b/>
+          <w:bCs/>
+          <w:sz w:val="24"/>
+          <w:szCs w:val="24"/>
+          <w:lang w:val="en-US"/>
+        </w:rPr>
+        <w:t>CLUSTER(</w:t>
+      </w:r>
+      <w:proofErr w:type="gramEnd"/>
       <w:r>
         <w:rPr>
           <w:b/>
@@ -24763,7 +26424,28 @@
           <w:lang w:val="en-US"/>
         </w:rPr>
         <w:tab/>
-        <w:t>RECSZ(90 200)</w:t>
+      </w:r>
+      <w:proofErr w:type="gramStart"/>
+      <w:r>
+        <w:rPr>
+          <w:b/>
+          <w:bCs/>
+          <w:sz w:val="24"/>
+          <w:szCs w:val="24"/>
+          <w:lang w:val="en-US"/>
+        </w:rPr>
+        <w:t>RECSZ(</w:t>
+      </w:r>
+      <w:proofErr w:type="gramEnd"/>
+      <w:r>
+        <w:rPr>
+          <w:b/>
+          <w:bCs/>
+          <w:sz w:val="24"/>
+          <w:szCs w:val="24"/>
+          <w:lang w:val="en-US"/>
+        </w:rPr>
+        <w:t>90 200)</w:t>
       </w:r>
       <w:r>
         <w:rPr>
@@ -24828,7 +26510,28 @@
           <w:lang w:val="en-US"/>
         </w:rPr>
         <w:tab/>
-        <w:t>FREESPACE(10 10))</w:t>
+      </w:r>
+      <w:proofErr w:type="gramStart"/>
+      <w:r>
+        <w:rPr>
+          <w:b/>
+          <w:bCs/>
+          <w:sz w:val="24"/>
+          <w:szCs w:val="24"/>
+          <w:lang w:val="en-US"/>
+        </w:rPr>
+        <w:t>FREESPACE(</w:t>
+      </w:r>
+      <w:proofErr w:type="gramEnd"/>
+      <w:r>
+        <w:rPr>
+          <w:b/>
+          <w:bCs/>
+          <w:sz w:val="24"/>
+          <w:szCs w:val="24"/>
+          <w:lang w:val="en-US"/>
+        </w:rPr>
+        <w:t>10 10))</w:t>
       </w:r>
       <w:r>
         <w:rPr>
@@ -24883,7 +26586,28 @@
           <w:lang w:val="en-US"/>
         </w:rPr>
         <w:tab/>
-        <w:t>CISZ(8192)</w:t>
+      </w:r>
+      <w:proofErr w:type="gramStart"/>
+      <w:r>
+        <w:rPr>
+          <w:b/>
+          <w:bCs/>
+          <w:sz w:val="24"/>
+          <w:szCs w:val="24"/>
+          <w:lang w:val="en-US"/>
+        </w:rPr>
+        <w:t>CISZ(</w:t>
+      </w:r>
+      <w:proofErr w:type="gramEnd"/>
+      <w:r>
+        <w:rPr>
+          <w:b/>
+          <w:bCs/>
+          <w:sz w:val="24"/>
+          <w:szCs w:val="24"/>
+          <w:lang w:val="en-US"/>
+        </w:rPr>
+        <w:t>8192)</w:t>
       </w:r>
       <w:r>
         <w:rPr>
@@ -24948,7 +26672,28 @@
           <w:lang w:val="en-US"/>
         </w:rPr>
         <w:tab/>
-        <w:t>TRACKS(100 50)</w:t>
+      </w:r>
+      <w:proofErr w:type="gramStart"/>
+      <w:r>
+        <w:rPr>
+          <w:b/>
+          <w:bCs/>
+          <w:sz w:val="24"/>
+          <w:szCs w:val="24"/>
+          <w:lang w:val="en-US"/>
+        </w:rPr>
+        <w:t>TRACKS(</w:t>
+      </w:r>
+      <w:proofErr w:type="gramEnd"/>
+      <w:r>
+        <w:rPr>
+          <w:b/>
+          <w:bCs/>
+          <w:sz w:val="24"/>
+          <w:szCs w:val="24"/>
+          <w:lang w:val="en-US"/>
+        </w:rPr>
+        <w:t>100 50)</w:t>
       </w:r>
       <w:r>
         <w:rPr>
@@ -25003,7 +26748,28 @@
           <w:lang w:val="en-US"/>
         </w:rPr>
         <w:tab/>
-        <w:t>VOLUME(* *)</w:t>
+      </w:r>
+      <w:proofErr w:type="gramStart"/>
+      <w:r>
+        <w:rPr>
+          <w:b/>
+          <w:bCs/>
+          <w:sz w:val="24"/>
+          <w:szCs w:val="24"/>
+          <w:lang w:val="en-US"/>
+        </w:rPr>
+        <w:t>VOLUME(</w:t>
+      </w:r>
+      <w:proofErr w:type="gramEnd"/>
+      <w:r>
+        <w:rPr>
+          <w:b/>
+          <w:bCs/>
+          <w:sz w:val="24"/>
+          <w:szCs w:val="24"/>
+          <w:lang w:val="en-US"/>
+        </w:rPr>
+        <w:t>* *)</w:t>
       </w:r>
       <w:r>
         <w:rPr>
@@ -25717,8 +27483,20 @@
           <w:lang w:val="en-US"/>
         </w:rPr>
         <w:tab/>
-        <w:t>DEFINE CLUSTER(</w:t>
-      </w:r>
+        <w:t xml:space="preserve">DEFINE </w:t>
+      </w:r>
+      <w:proofErr w:type="gramStart"/>
+      <w:r>
+        <w:rPr>
+          <w:b/>
+          <w:bCs/>
+          <w:sz w:val="24"/>
+          <w:szCs w:val="24"/>
+          <w:lang w:val="en-US"/>
+        </w:rPr>
+        <w:t>CLUSTER(</w:t>
+      </w:r>
+      <w:proofErr w:type="gramEnd"/>
       <w:r>
         <w:rPr>
           <w:b/>
@@ -25862,7 +27640,28 @@
           <w:lang w:val="en-US"/>
         </w:rPr>
         <w:tab/>
-        <w:t>CISZ(4096)</w:t>
+      </w:r>
+      <w:proofErr w:type="gramStart"/>
+      <w:r>
+        <w:rPr>
+          <w:b/>
+          <w:bCs/>
+          <w:sz w:val="24"/>
+          <w:szCs w:val="24"/>
+          <w:lang w:val="en-US"/>
+        </w:rPr>
+        <w:t>CISZ(</w:t>
+      </w:r>
+      <w:proofErr w:type="gramEnd"/>
+      <w:r>
+        <w:rPr>
+          <w:b/>
+          <w:bCs/>
+          <w:sz w:val="24"/>
+          <w:szCs w:val="24"/>
+          <w:lang w:val="en-US"/>
+        </w:rPr>
+        <w:t>4096)</w:t>
       </w:r>
       <w:r>
         <w:rPr>
@@ -25917,7 +27716,28 @@
           <w:lang w:val="en-US"/>
         </w:rPr>
         <w:tab/>
-        <w:t>TRACKS(100 50)</w:t>
+      </w:r>
+      <w:proofErr w:type="gramStart"/>
+      <w:r>
+        <w:rPr>
+          <w:b/>
+          <w:bCs/>
+          <w:sz w:val="24"/>
+          <w:szCs w:val="24"/>
+          <w:lang w:val="en-US"/>
+        </w:rPr>
+        <w:t>TRACKS(</w:t>
+      </w:r>
+      <w:proofErr w:type="gramEnd"/>
+      <w:r>
+        <w:rPr>
+          <w:b/>
+          <w:bCs/>
+          <w:sz w:val="24"/>
+          <w:szCs w:val="24"/>
+          <w:lang w:val="en-US"/>
+        </w:rPr>
+        <w:t>100 50)</w:t>
       </w:r>
       <w:r>
         <w:rPr>
@@ -25962,7 +27782,28 @@
           <w:lang w:val="en-US"/>
         </w:rPr>
         <w:tab/>
-        <w:t>VOLUME(* *))</w:t>
+      </w:r>
+      <w:proofErr w:type="gramStart"/>
+      <w:r>
+        <w:rPr>
+          <w:b/>
+          <w:bCs/>
+          <w:sz w:val="24"/>
+          <w:szCs w:val="24"/>
+          <w:lang w:val="en-US"/>
+        </w:rPr>
+        <w:t>VOLUME(</w:t>
+      </w:r>
+      <w:proofErr w:type="gramEnd"/>
+      <w:r>
+        <w:rPr>
+          <w:b/>
+          <w:bCs/>
+          <w:sz w:val="24"/>
+          <w:szCs w:val="24"/>
+          <w:lang w:val="en-US"/>
+        </w:rPr>
+        <w:t>* *))</w:t>
       </w:r>
     </w:p>
     <w:p>
@@ -27143,7 +28984,29 @@
           <w:lang w:val="en-US"/>
         </w:rPr>
         <w:tab/>
-        <w:t>DD DSN=NUHID.XXX.PS,DISP=SHR</w:t>
+        <w:t>DD DSN=</w:t>
+      </w:r>
+      <w:proofErr w:type="gramStart"/>
+      <w:r>
+        <w:rPr>
+          <w:b/>
+          <w:bCs/>
+          <w:sz w:val="24"/>
+          <w:szCs w:val="24"/>
+          <w:lang w:val="en-US"/>
+        </w:rPr>
+        <w:t>NUHID.XXX.PS,DISP</w:t>
+      </w:r>
+      <w:proofErr w:type="gramEnd"/>
+      <w:r>
+        <w:rPr>
+          <w:b/>
+          <w:bCs/>
+          <w:sz w:val="24"/>
+          <w:szCs w:val="24"/>
+          <w:lang w:val="en-US"/>
+        </w:rPr>
+        <w:t>=SHR</w:t>
       </w:r>
     </w:p>
     <w:p>
@@ -27177,7 +29040,29 @@
           <w:lang w:val="en-US"/>
         </w:rPr>
         <w:tab/>
-        <w:t>DD DSN=NUHID.XXX.KSDS,DISP=SHR</w:t>
+        <w:t xml:space="preserve">DD </w:t>
+      </w:r>
+      <w:proofErr w:type="gramStart"/>
+      <w:r>
+        <w:rPr>
+          <w:b/>
+          <w:bCs/>
+          <w:sz w:val="24"/>
+          <w:szCs w:val="24"/>
+          <w:lang w:val="en-US"/>
+        </w:rPr>
+        <w:t>DSN=NUHID.XXX.KSDS,DISP</w:t>
+      </w:r>
+      <w:proofErr w:type="gramEnd"/>
+      <w:r>
+        <w:rPr>
+          <w:b/>
+          <w:bCs/>
+          <w:sz w:val="24"/>
+          <w:szCs w:val="24"/>
+          <w:lang w:val="en-US"/>
+        </w:rPr>
+        <w:t>=SHR</w:t>
       </w:r>
     </w:p>
     <w:p>
@@ -27476,7 +29361,18 @@
           <w:lang w:val="en-US"/>
         </w:rPr>
         <w:tab/>
-        <w:t>DD DSN=NUHID.XXX.</w:t>
+        <w:t xml:space="preserve">DD </w:t>
+      </w:r>
+      <w:proofErr w:type="gramStart"/>
+      <w:r>
+        <w:rPr>
+          <w:b/>
+          <w:bCs/>
+          <w:sz w:val="24"/>
+          <w:szCs w:val="24"/>
+          <w:lang w:val="en-US"/>
+        </w:rPr>
+        <w:t>DSN=NUHID.XXX.</w:t>
       </w:r>
       <w:r>
         <w:rPr>
@@ -27496,7 +29392,18 @@
           <w:szCs w:val="24"/>
           <w:lang w:val="en-US"/>
         </w:rPr>
-        <w:t>,DISP=SHR</w:t>
+        <w:t>,DISP</w:t>
+      </w:r>
+      <w:proofErr w:type="gramEnd"/>
+      <w:r>
+        <w:rPr>
+          <w:b/>
+          <w:bCs/>
+          <w:sz w:val="24"/>
+          <w:szCs w:val="24"/>
+          <w:lang w:val="en-US"/>
+        </w:rPr>
+        <w:t>=SHR</w:t>
       </w:r>
     </w:p>
     <w:p>
@@ -27540,7 +29447,18 @@
           <w:lang w:val="en-US"/>
         </w:rPr>
         <w:tab/>
-        <w:t>DD DSN=NUHID.</w:t>
+        <w:t xml:space="preserve">DD </w:t>
+      </w:r>
+      <w:proofErr w:type="gramStart"/>
+      <w:r>
+        <w:rPr>
+          <w:b/>
+          <w:bCs/>
+          <w:sz w:val="24"/>
+          <w:szCs w:val="24"/>
+          <w:lang w:val="en-US"/>
+        </w:rPr>
+        <w:t>DSN=NUHID.</w:t>
       </w:r>
       <w:r>
         <w:rPr>
@@ -27560,7 +29478,18 @@
           <w:szCs w:val="24"/>
           <w:lang w:val="en-US"/>
         </w:rPr>
-        <w:t>.KSDS,DISP=SHR</w:t>
+        <w:t>.KSDS,DISP</w:t>
+      </w:r>
+      <w:proofErr w:type="gramEnd"/>
+      <w:r>
+        <w:rPr>
+          <w:b/>
+          <w:bCs/>
+          <w:sz w:val="24"/>
+          <w:szCs w:val="24"/>
+          <w:lang w:val="en-US"/>
+        </w:rPr>
+        <w:t>=SHR</w:t>
       </w:r>
     </w:p>
     <w:p>
@@ -27894,7 +29823,29 @@
           <w:lang w:val="en-US"/>
         </w:rPr>
         <w:tab/>
-        <w:t>DD DSN=NUHID.XXX.KSDS,DISP=SHR</w:t>
+        <w:t xml:space="preserve">DD </w:t>
+      </w:r>
+      <w:proofErr w:type="gramStart"/>
+      <w:r>
+        <w:rPr>
+          <w:b/>
+          <w:bCs/>
+          <w:sz w:val="24"/>
+          <w:szCs w:val="24"/>
+          <w:lang w:val="en-US"/>
+        </w:rPr>
+        <w:t>DSN=NUHID.XXX.KSDS,DISP</w:t>
+      </w:r>
+      <w:proofErr w:type="gramEnd"/>
+      <w:r>
+        <w:rPr>
+          <w:b/>
+          <w:bCs/>
+          <w:sz w:val="24"/>
+          <w:szCs w:val="24"/>
+          <w:lang w:val="en-US"/>
+        </w:rPr>
+        <w:t>=SHR</w:t>
       </w:r>
     </w:p>
     <w:p>
@@ -27938,7 +29889,18 @@
           <w:lang w:val="en-US"/>
         </w:rPr>
         <w:tab/>
-        <w:t>DD DSN=NUHID.YYY.</w:t>
+        <w:t>DD DSN=</w:t>
+      </w:r>
+      <w:proofErr w:type="gramStart"/>
+      <w:r>
+        <w:rPr>
+          <w:b/>
+          <w:bCs/>
+          <w:sz w:val="24"/>
+          <w:szCs w:val="24"/>
+          <w:lang w:val="en-US"/>
+        </w:rPr>
+        <w:t>NUHID.YYY.</w:t>
       </w:r>
       <w:r>
         <w:rPr>
@@ -27958,7 +29920,18 @@
           <w:szCs w:val="24"/>
           <w:lang w:val="en-US"/>
         </w:rPr>
-        <w:t>,DISP=SHR</w:t>
+        <w:t>,DISP</w:t>
+      </w:r>
+      <w:proofErr w:type="gramEnd"/>
+      <w:r>
+        <w:rPr>
+          <w:b/>
+          <w:bCs/>
+          <w:sz w:val="24"/>
+          <w:szCs w:val="24"/>
+          <w:lang w:val="en-US"/>
+        </w:rPr>
+        <w:t>=SHR</w:t>
       </w:r>
     </w:p>
     <w:p>
@@ -29747,6 +31720,7 @@
         <w:tab/>
         <w:t xml:space="preserve">DEFINE </w:t>
       </w:r>
+      <w:proofErr w:type="gramStart"/>
       <w:r>
         <w:rPr>
           <w:b/>
@@ -29767,6 +31741,7 @@
         </w:rPr>
         <w:t>(</w:t>
       </w:r>
+      <w:proofErr w:type="gramEnd"/>
       <w:r>
         <w:rPr>
           <w:b/>
@@ -29903,7 +31878,28 @@
           <w:lang w:val="en-US"/>
         </w:rPr>
         <w:tab/>
-        <w:t>RELATE(NUHID.XXX.KSDS)</w:t>
+      </w:r>
+      <w:proofErr w:type="gramStart"/>
+      <w:r>
+        <w:rPr>
+          <w:b/>
+          <w:bCs/>
+          <w:sz w:val="24"/>
+          <w:szCs w:val="24"/>
+          <w:lang w:val="en-US"/>
+        </w:rPr>
+        <w:t>RELATE(</w:t>
+      </w:r>
+      <w:proofErr w:type="gramEnd"/>
+      <w:r>
+        <w:rPr>
+          <w:b/>
+          <w:bCs/>
+          <w:sz w:val="24"/>
+          <w:szCs w:val="24"/>
+          <w:lang w:val="en-US"/>
+        </w:rPr>
+        <w:t>NUHID.XXX.KSDS)</w:t>
       </w:r>
       <w:r>
         <w:rPr>
@@ -29948,8 +31944,19 @@
           <w:lang w:val="en-US"/>
         </w:rPr>
         <w:tab/>
+      </w:r>
+      <w:proofErr w:type="gramStart"/>
+      <w:r>
+        <w:rPr>
+          <w:b/>
+          <w:bCs/>
+          <w:sz w:val="24"/>
+          <w:szCs w:val="24"/>
+          <w:lang w:val="en-US"/>
+        </w:rPr>
         <w:t>KEYS(</w:t>
       </w:r>
+      <w:proofErr w:type="gramEnd"/>
       <w:r>
         <w:rPr>
           <w:b/>
@@ -30053,7 +32060,28 @@
           <w:lang w:val="en-US"/>
         </w:rPr>
         <w:tab/>
-        <w:t>RECSZ(90 200)</w:t>
+      </w:r>
+      <w:proofErr w:type="gramStart"/>
+      <w:r>
+        <w:rPr>
+          <w:b/>
+          <w:bCs/>
+          <w:sz w:val="24"/>
+          <w:szCs w:val="24"/>
+          <w:lang w:val="en-US"/>
+        </w:rPr>
+        <w:t>RECSZ(</w:t>
+      </w:r>
+      <w:proofErr w:type="gramEnd"/>
+      <w:r>
+        <w:rPr>
+          <w:b/>
+          <w:bCs/>
+          <w:sz w:val="24"/>
+          <w:szCs w:val="24"/>
+          <w:lang w:val="en-US"/>
+        </w:rPr>
+        <w:t>90 200)</w:t>
       </w:r>
       <w:r>
         <w:rPr>
@@ -30118,7 +32146,28 @@
           <w:lang w:val="en-US"/>
         </w:rPr>
         <w:tab/>
-        <w:t>FREESPACE(10 20)</w:t>
+      </w:r>
+      <w:proofErr w:type="gramStart"/>
+      <w:r>
+        <w:rPr>
+          <w:b/>
+          <w:bCs/>
+          <w:sz w:val="24"/>
+          <w:szCs w:val="24"/>
+          <w:lang w:val="en-US"/>
+        </w:rPr>
+        <w:t>FREESPACE(</w:t>
+      </w:r>
+      <w:proofErr w:type="gramEnd"/>
+      <w:r>
+        <w:rPr>
+          <w:b/>
+          <w:bCs/>
+          <w:sz w:val="24"/>
+          <w:szCs w:val="24"/>
+          <w:lang w:val="en-US"/>
+        </w:rPr>
+        <w:t>10 20)</w:t>
       </w:r>
       <w:r>
         <w:rPr>
@@ -30173,7 +32222,28 @@
           <w:lang w:val="en-US"/>
         </w:rPr>
         <w:tab/>
-        <w:t>TRACKS(50 30)</w:t>
+      </w:r>
+      <w:proofErr w:type="gramStart"/>
+      <w:r>
+        <w:rPr>
+          <w:b/>
+          <w:bCs/>
+          <w:sz w:val="24"/>
+          <w:szCs w:val="24"/>
+          <w:lang w:val="en-US"/>
+        </w:rPr>
+        <w:t>TRACKS(</w:t>
+      </w:r>
+      <w:proofErr w:type="gramEnd"/>
+      <w:r>
+        <w:rPr>
+          <w:b/>
+          <w:bCs/>
+          <w:sz w:val="24"/>
+          <w:szCs w:val="24"/>
+          <w:lang w:val="en-US"/>
+        </w:rPr>
+        <w:t>50 30)</w:t>
       </w:r>
       <w:r>
         <w:rPr>
@@ -30228,7 +32298,28 @@
           <w:lang w:val="en-US"/>
         </w:rPr>
         <w:tab/>
-        <w:t>CISZ(8192)</w:t>
+      </w:r>
+      <w:proofErr w:type="gramStart"/>
+      <w:r>
+        <w:rPr>
+          <w:b/>
+          <w:bCs/>
+          <w:sz w:val="24"/>
+          <w:szCs w:val="24"/>
+          <w:lang w:val="en-US"/>
+        </w:rPr>
+        <w:t>CISZ(</w:t>
+      </w:r>
+      <w:proofErr w:type="gramEnd"/>
+      <w:r>
+        <w:rPr>
+          <w:b/>
+          <w:bCs/>
+          <w:sz w:val="24"/>
+          <w:szCs w:val="24"/>
+          <w:lang w:val="en-US"/>
+        </w:rPr>
+        <w:t>8192)</w:t>
       </w:r>
       <w:r>
         <w:rPr>
@@ -30628,7 +32719,29 @@
           <w:lang w:val="en-US"/>
         </w:rPr>
         <w:tab/>
-        <w:t>DEFINE PATH(NAME(NUHID.XXX.XXX.AIX.PATH)</w:t>
+        <w:t>DEFINE PATH(</w:t>
+      </w:r>
+      <w:proofErr w:type="gramStart"/>
+      <w:r>
+        <w:rPr>
+          <w:b/>
+          <w:bCs/>
+          <w:sz w:val="24"/>
+          <w:szCs w:val="24"/>
+          <w:lang w:val="en-US"/>
+        </w:rPr>
+        <w:t>NAME(</w:t>
+      </w:r>
+      <w:proofErr w:type="gramEnd"/>
+      <w:r>
+        <w:rPr>
+          <w:b/>
+          <w:bCs/>
+          <w:sz w:val="24"/>
+          <w:szCs w:val="24"/>
+          <w:lang w:val="en-US"/>
+        </w:rPr>
+        <w:t>NUHID.XXX.XXX.AIX.PATH)</w:t>
       </w:r>
       <w:r>
         <w:rPr>
@@ -30955,7 +33068,28 @@
           <w:lang w:val="en-US"/>
         </w:rPr>
         <w:tab/>
-        <w:t>INDATASET(NUHID.XXX.XXX.KSDS)</w:t>
+      </w:r>
+      <w:proofErr w:type="gramStart"/>
+      <w:r>
+        <w:rPr>
+          <w:b/>
+          <w:bCs/>
+          <w:sz w:val="24"/>
+          <w:szCs w:val="24"/>
+          <w:lang w:val="en-US"/>
+        </w:rPr>
+        <w:t>INDATASET(</w:t>
+      </w:r>
+      <w:proofErr w:type="gramEnd"/>
+      <w:r>
+        <w:rPr>
+          <w:b/>
+          <w:bCs/>
+          <w:sz w:val="24"/>
+          <w:szCs w:val="24"/>
+          <w:lang w:val="en-US"/>
+        </w:rPr>
+        <w:t>NUHID.XXX.XXX.KSDS)</w:t>
       </w:r>
       <w:r>
         <w:rPr>

--- a/mainframe-normal-notes/jcl.docx
+++ b/mainframe-normal-notes/jcl.docx
@@ -5219,7 +5219,7 @@
           <w:szCs w:val="24"/>
           <w:lang w:val="en-US"/>
         </w:rPr>
-        <w:t>The dataset is retained without changing any of the catalog entries.</w:t>
+        <w:t>Keep dataset without cataloging it</w:t>
       </w:r>
     </w:p>
     <w:p>
